--- a/governing-docs/02-legal-review/AHOA-Declaration-CLEAN-Amended_v2026-08-20A.docx
+++ b/governing-docs/02-legal-review/AHOA-Declaration-CLEAN-Amended_v2026-08-20A.docx
@@ -36,10 +36,9 @@
       </w:r>
     </w:p>
     <w:p>
+      <w:bookmarkStart w:id="90" w:name="ChangeIndex"/>
       <w:pPr>
         <w:pStyle w:val="Heading1"/>
-        <w:keepNext/>
-        <w:keepLines/>
         <w:bidi w:val="0"/>
         <w:rPr/>
       </w:pPr>
@@ -47,6 +46,7 @@
         <w:rPr/>
         <w:t>AHOA Declaration — Proposed Changes</w:t>
       </w:r>
+      <w:bookmarkEnd w:id="90"/>
     </w:p>
     <w:p>
       <w:pPr>
@@ -62,8 +62,6 @@
     <w:p>
       <w:pPr>
         <w:pStyle w:val="Heading2"/>
-        <w:keepNext/>
-        <w:keepLines/>
         <w:bidi w:val="0"/>
         <w:jc w:val="left"/>
         <w:rPr/>
@@ -171,8 +169,6 @@
     <w:p>
       <w:pPr>
         <w:pStyle w:val="Heading2"/>
-        <w:keepNext/>
-        <w:keepLines/>
         <w:bidi w:val="0"/>
         <w:jc w:val="left"/>
         <w:rPr/>
@@ -251,8 +247,6 @@
     <w:p>
       <w:pPr>
         <w:pStyle w:val="Heading2"/>
-        <w:keepNext/>
-        <w:keepLines/>
         <w:bidi w:val="0"/>
         <w:jc w:val="left"/>
         <w:rPr/>
@@ -302,8 +296,6 @@
     <w:p>
       <w:pPr>
         <w:pStyle w:val="Heading2"/>
-        <w:keepNext/>
-        <w:keepLines/>
         <w:bidi w:val="0"/>
         <w:jc w:val="left"/>
         <w:rPr/>
@@ -353,8 +345,6 @@
     <w:p>
       <w:pPr>
         <w:pStyle w:val="Heading2"/>
-        <w:keepNext/>
-        <w:keepLines/>
         <w:bidi w:val="0"/>
         <w:jc w:val="left"/>
         <w:rPr/>
@@ -520,8 +510,6 @@
     <w:p>
       <w:pPr>
         <w:pStyle w:val="Heading2"/>
-        <w:keepNext/>
-        <w:keepLines/>
         <w:bidi w:val="0"/>
         <w:jc w:val="left"/>
         <w:rPr/>
@@ -745,8 +733,6 @@
     <w:p>
       <w:pPr>
         <w:pStyle w:val="Heading2"/>
-        <w:keepNext/>
-        <w:keepLines/>
         <w:bidi w:val="0"/>
         <w:jc w:val="left"/>
         <w:rPr/>
@@ -941,8 +927,6 @@
     <w:p>
       <w:pPr>
         <w:pStyle w:val="Heading2"/>
-        <w:keepNext/>
-        <w:keepLines/>
         <w:bidi w:val="0"/>
         <w:jc w:val="left"/>
         <w:rPr/>
@@ -992,8 +976,6 @@
     <w:p>
       <w:pPr>
         <w:pStyle w:val="Heading2"/>
-        <w:keepNext/>
-        <w:keepLines/>
         <w:bidi w:val="0"/>
         <w:jc w:val="left"/>
         <w:rPr/>
@@ -1159,8 +1141,6 @@
     <w:p>
       <w:pPr>
         <w:pStyle w:val="Heading2"/>
-        <w:keepNext/>
-        <w:keepLines/>
         <w:bidi w:val="0"/>
         <w:jc w:val="left"/>
         <w:rPr/>
@@ -1239,8 +1219,6 @@
     <w:p>
       <w:pPr>
         <w:pStyle w:val="Heading2"/>
-        <w:keepNext/>
-        <w:keepLines/>
         <w:bidi w:val="0"/>
         <w:jc w:val="left"/>
         <w:rPr/>
@@ -1256,6 +1234,20 @@
         <w:bidi w:val="0"/>
         <w:ind w:hanging="0" w:left="80" w:right="80"/>
         <w:rPr/>
+        <w:sectPr>
+          <w:headerReference w:type="default" r:id="rId10"/>
+          <w:headerReference w:type="first" r:id="rId11"/>
+          <w:footerReference w:type="default" r:id="rId12"/>
+          <w:footerReference w:type="first" r:id="rId13"/>
+          <w:type w:val="nextPage"/>
+          <w:pgSz w:w="11906" w:h="16838"/>
+          <w:pgMar w:left="1440" w:right="1440" w:gutter="0" w:header="0" w:top="1440" w:footer="0" w:bottom="1440"/>
+          <w:pgNumType w:fmt="decimal"/>
+          <w:formProt w:val="false"/>
+          <w:titlePg/>
+          <w:textDirection w:val="lrTb"/>
+          <w:docGrid w:type="default" w:linePitch="600" w:charSpace="36864"/>
+        </w:sectPr>
       </w:pPr>
       <w:hyperlink w:anchor="chg-DC-39">
         <w:r>
@@ -1347,9 +1339,59 @@
     </w:p>
     <w:p>
       <w:pPr>
+        <w:jc w:val="center"/>
+        <w:sectPr>
+          <w:headerReference w:type="default" r:id="rId6"/>
+          <w:headerReference w:type="first" r:id="rId7"/>
+          <w:footerReference w:type="default" r:id="rId8"/>
+          <w:footerReference w:type="first" r:id="rId9"/>
+          <w:type w:val="nextPage"/>
+          <w:pgSz w:w="11906" w:h="16838"/>
+          <w:pgMar w:left="1440" w:right="1440" w:gutter="0" w:header="0" w:top="1440" w:footer="0" w:bottom="1440"/>
+          <w:pgNumType w:fmt="decimal"/>
+          <w:formProt w:val="false"/>
+          <w:textDirection w:val="lrTb"/>
+          <w:docGrid w:type="default" w:linePitch="600" w:charSpace="36864"/>
+        </w:sectPr>
+      </w:pPr>
+      <w:r>
+        <w:drawing>
+          <wp:inline xmlns:a="http://schemas.openxmlformats.org/drawingml/2006/main">
+            <wp:extent cx="6858000" cy="8875059"/>
+            <wp:docPr id="1" name="Picture 1"/>
+            <wp:cNvGraphicFramePr>
+              <a:graphicFrameLocks noChangeAspect="1"/>
+            </wp:cNvGraphicFramePr>
+            <a:graphic>
+              <a:graphicData uri="http://schemas.openxmlformats.org/drawingml/2006/picture">
+                <pic:pic>
+                  <pic:nvPicPr>
+                    <pic:cNvPr id="0" name="AHOA-Declaration-CLEAN-Amended_v2026-08-20A_cover.png"/>
+                    <pic:cNvPicPr/>
+                  </pic:nvPicPr>
+                  <pic:blipFill>
+                    <a:blip r:embed="rId5"/>
+                    <a:stretch>
+                      <a:fillRect/>
+                    </a:stretch>
+                  </pic:blipFill>
+                  <pic:spPr>
+                    <a:xfrm>
+                      <a:off x="0" y="0"/>
+                      <a:ext cx="6858000" cy="8875059"/>
+                    </a:xfrm>
+                    <a:prstGeom prst="rect"/>
+                  </pic:spPr>
+                </pic:pic>
+              </a:graphicData>
+            </a:graphic>
+          </wp:inline>
+        </w:drawing>
+      </w:r>
+    </w:p>
+    <w:p>
+      <w:pPr>
         <w:pStyle w:val="Heading1"/>
-        <w:keepNext/>
-        <w:keepLines/>
         <w:bidi w:val="0"/>
         <w:rPr/>
       </w:pPr>
@@ -1361,8 +1403,6 @@
     <w:p>
       <w:pPr>
         <w:pStyle w:val="Heading1"/>
-        <w:keepNext/>
-        <w:keepLines/>
         <w:bidi w:val="0"/>
         <w:rPr/>
       </w:pPr>
@@ -1374,8 +1414,6 @@
     <w:p>
       <w:pPr>
         <w:pStyle w:val="Heading2"/>
-        <w:keepNext/>
-        <w:keepLines/>
         <w:bidi w:val="0"/>
         <w:jc w:val="left"/>
         <w:rPr/>
@@ -1410,8 +1448,6 @@
     <w:p>
       <w:pPr>
         <w:pStyle w:val="Heading2"/>
-        <w:keepNext/>
-        <w:keepLines/>
         <w:bidi w:val="0"/>
         <w:jc w:val="left"/>
         <w:rPr/>
@@ -1468,8 +1504,6 @@
     <w:p>
       <w:pPr>
         <w:pStyle w:val="Heading2"/>
-        <w:keepNext/>
-        <w:keepLines/>
         <w:bidi w:val="0"/>
         <w:jc w:val="left"/>
         <w:rPr/>
@@ -1482,8 +1516,6 @@
     <w:p>
       <w:pPr>
         <w:pStyle w:val="Heading3"/>
-        <w:keepNext/>
-        <w:keepLines/>
         <w:bidi w:val="0"/>
         <w:jc w:val="left"/>
         <w:rPr/>
@@ -1514,7 +1546,7 @@
       <w:pPr>
         <w:pStyle w:val="BodyTextsection-hl"/>
         <w:bidi w:val="0"/>
-        <w:ind w:hanging="0" w:left="80" w:right="80"/>
+        <w:ind w:hanging="0" w:left="120" w:right="120"/>
         <w:rPr/>
       </w:pPr>
       <w:r>
@@ -1540,7 +1572,19 @@
       </w:r>
       <w:r>
         <w:rPr/>
-        <w:t xml:space="preserve"> "Owner" means the legal owner or contract purchaser of any tax lot which is a part of the properties, but excluding those having such interest merely as security for the performance of an obligation.</w:t>
+        <w:t xml:space="preserve"> "Owner" means the legal owner or contract purchaser of any tax lot which is a part of the </w:t>
+      </w:r>
+      <w:r>
+        <w:rPr>
+          <w:b/>
+          <w:color w:val="0A7A2C"/>
+          <w:u w:val="single"/>
+        </w:rPr>
+        <w:t>properties,</w:t>
+      </w:r>
+      <w:r>
+        <w:rPr/>
+        <w:t xml:space="preserve"> but excluding those having such interest merely as security for the performance of an obligation.</w:t>
       </w:r>
     </w:p>
     <w:p>
@@ -1632,7 +1676,7 @@
       <w:pPr>
         <w:pStyle w:val="BodyTextsection-hl"/>
         <w:bidi w:val="0"/>
-        <w:ind w:hanging="0" w:left="80" w:right="80"/>
+        <w:ind w:hanging="0" w:left="120" w:right="120"/>
         <w:rPr/>
       </w:pPr>
       <w:r>
@@ -1658,14 +1702,22 @@
       </w:r>
       <w:r>
         <w:rPr/>
-        <w:t xml:space="preserve"> "Structure" means one of the three residential buildings comprising the properties, grouped by lot as follows: the Triplex (Lots 2804, 2805 and 2806); Duplex A (Lots 2807 and 2809); and Duplex B (Lots 2810 and 2812). The owners of the units within a Structure are collectively the "owners within that Structure" for purposes of the maintenance, repair, replacement, and cost-sharing provisions of this Declaration.</w:t>
+        <w:t xml:space="preserve"> </w:t>
+      </w:r>
+      <w:r>
+        <w:rPr>
+          <w:b/>
+          <w:color w:val="0A7A2C"/>
+          <w:u w:val="single"/>
+        </w:rPr>
+        <w:t>"Structure" means one of the three residential buildings comprising the properties, grouped by lot as follows: the Triplex (Lots 2804, 2805 and 2806); Duplex A (Lots 2807 and 2809); and Duplex B (Lots 2810 and 2812). The owners of the units within a Structure are collectively the "owners within that Structure" for purposes of the maintenance, repair, replacement, and cost-sharing provisions of this Declaration.</w:t>
       </w:r>
     </w:p>
     <w:p>
       <w:pPr>
         <w:pStyle w:val="BodyTextsection-hl"/>
         <w:bidi w:val="0"/>
-        <w:ind w:hanging="0" w:left="80" w:right="80"/>
+        <w:ind w:hanging="0" w:left="120" w:right="120"/>
         <w:rPr/>
       </w:pPr>
       <w:r>
@@ -1691,14 +1743,20 @@
       </w:r>
       <w:r>
         <w:rPr/>
-        <w:t xml:space="preserve"> "Standard Unit" (the Original Building Standard) means each Structure as originally designed and constructed in accordance with the developer's original building plans and specifications, excluding any owner improvement, betterment, or modification above that original standard.</w:t>
+        <w:t xml:space="preserve"> </w:t>
+      </w:r>
+      <w:r>
+        <w:rPr>
+          <w:b/>
+          <w:color w:val="0A7A2C"/>
+          <w:u w:val="single"/>
+        </w:rPr>
+        <w:t>"Standard Unit" (the Original Building Standard) means each Structure as originally designed and constructed in accordance with the developer's original building plans and specifications, excluding any owner improvement, betterment, or modification above that original standard.</w:t>
       </w:r>
     </w:p>
     <w:p>
       <w:pPr>
         <w:pStyle w:val="Heading2"/>
-        <w:keepNext/>
-        <w:keepLines/>
         <w:bidi w:val="0"/>
         <w:jc w:val="left"/>
         <w:rPr/>
@@ -1711,8 +1769,6 @@
     <w:p>
       <w:pPr>
         <w:pStyle w:val="Heading3"/>
-        <w:keepNext/>
-        <w:keepLines/>
         <w:bidi w:val="0"/>
         <w:jc w:val="left"/>
         <w:rPr/>
@@ -1726,7 +1782,7 @@
       <w:pPr>
         <w:pStyle w:val="BodyTextsection-hl"/>
         <w:bidi w:val="0"/>
-        <w:ind w:hanging="0" w:left="80" w:right="80"/>
+        <w:ind w:hanging="0" w:left="120" w:right="120"/>
         <w:rPr/>
       </w:pPr>
       <w:r>
@@ -1758,10 +1814,34 @@
         <w:t>(a) The right of the Association to adopt reasonable rules and regulations for the use of the Common Area for the intended purpose.</w:t>
         <w:br/>
         <w:br/>
-        <w:t>(b) The right of the Association to suspend the right of any owner to use the Common Area for any period during which any assessment against his unit remains unpaid and for a period not to exceed 60 days for any infraction of the Association's rules and regulations; provided, however, that the Association shall not prevent an owner from having access to the owner's unit.</w:t>
+        <w:t xml:space="preserve">(b) The right of the Association to suspend the right of any owner to use the Common Area for any period during which any assessment against his unit remains unpaid and for a period not to exceed 60 days for any infraction of the Association's rules and </w:t>
+      </w:r>
+      <w:r>
+        <w:rPr>
+          <w:b/>
+          <w:color w:val="0A7A2C"/>
+          <w:u w:val="single"/>
+        </w:rPr>
+        <w:t>regulations;</w:t>
+      </w:r>
+      <w:r>
+        <w:rPr/>
+        <w:t xml:space="preserve"> provided, however, that the Association shall not prevent an owner from having access to the owner's unit.</w:t>
         <w:br/>
         <w:br/>
-        <w:t>(c) The right of the Association to mortgage or dedicate or transfer all or any part of the Common Area to any public agency or authority or utility for such purposes and subject to such conditions as may be agreed to by the owners; provided, however, that no such mortgage, dedication or transfer shall be effective unless an instrument agreeing to such mortgage, dedication or transfer of the Common Area has been recorded; provided, further, that any encumbrance, dedication, or transfer of the Common Area shall be subject to the owners' easement of use and enjoyment.</w:t>
+        <w:t xml:space="preserve">(c) The right of the Association to mortgage or dedicate or transfer all or any part of the Common Area to any public agency or authority or utility for such purposes and subject to such conditions as may be agreed to by the owners; provided, however, that no such mortgage, dedication </w:t>
+      </w:r>
+      <w:r>
+        <w:rPr>
+          <w:b/>
+          <w:color w:val="0A7A2C"/>
+          <w:u w:val="single"/>
+        </w:rPr>
+        <w:t xml:space="preserve">or </w:t>
+      </w:r>
+      <w:r>
+        <w:rPr/>
+        <w:t>transfer shall be effective unless an instrument agreeing to such mortgage, dedication or transfer of the Common Area has been recorded; provided, further, that any encumbrance, dedication, or transfer of the Common Area shall be subject to the owners' easement of use and enjoyment.</w:t>
       </w:r>
     </w:p>
     <w:p>
@@ -1785,7 +1865,7 @@
       <w:pPr>
         <w:pStyle w:val="BodyTextsection-hl"/>
         <w:bidi w:val="0"/>
-        <w:ind w:hanging="0" w:left="80" w:right="80"/>
+        <w:ind w:hanging="0" w:left="120" w:right="120"/>
         <w:rPr/>
       </w:pPr>
       <w:r>
@@ -1811,14 +1891,24 @@
       </w:r>
       <w:r>
         <w:rPr/>
-        <w:t xml:space="preserve"> Maintenance by the Association. The Association shall maintain and repair the Common Area and any improvements thereon at the expense of the Association; provided, however, that in the event the need for repair or maintenance is caused through the willful or negligent acts of an owner, or through the willful or negligent acts of the family, guests or invitees of an owner, the Board of Directors may assess the owner for the cost of such maintenance or repair as a special assessment, which shall be added to and become part of the regular assessment to which the owner's unit and owner are subject.</w:t>
+        <w:t xml:space="preserve"> Maintenance by the Association. The Association shall maintain and repair the Common Area and any improvements thereon at the expense of the Association; </w:t>
+      </w:r>
+      <w:r>
+        <w:rPr>
+          <w:b/>
+          <w:color w:val="0A7A2C"/>
+          <w:u w:val="single"/>
+        </w:rPr>
+        <w:t>provided,</w:t>
+      </w:r>
+      <w:r>
+        <w:rPr/>
+        <w:t xml:space="preserve"> however, that in the event the need for repair or maintenance is caused through the willful or negligent acts of an owner, or through the willful or negligent acts of the family, guests or invitees of an owner, the Board of Directors may assess the owner for the cost of such maintenance or repair as a special assessment, which shall be added to and become part of the regular assessment to which the owner's unit and owner are subject.</w:t>
       </w:r>
     </w:p>
     <w:p>
       <w:pPr>
         <w:pStyle w:val="Heading2"/>
-        <w:keepNext/>
-        <w:keepLines/>
         <w:bidi w:val="0"/>
         <w:jc w:val="left"/>
         <w:rPr/>
@@ -1831,8 +1921,6 @@
     <w:p>
       <w:pPr>
         <w:pStyle w:val="Heading3"/>
-        <w:keepNext/>
-        <w:keepLines/>
         <w:bidi w:val="0"/>
         <w:jc w:val="left"/>
         <w:rPr/>
@@ -1863,7 +1951,7 @@
       <w:pPr>
         <w:pStyle w:val="BodyTextsection-hl"/>
         <w:bidi w:val="0"/>
-        <w:ind w:hanging="0" w:left="80" w:right="80"/>
+        <w:ind w:hanging="0" w:left="120" w:right="120"/>
         <w:rPr/>
       </w:pPr>
       <w:r>
@@ -1892,7 +1980,78 @@
         <w:t xml:space="preserve"> Rules of Conduct. The following rules and restrictions are in addition to all other restrictions and requirements contained in the Declaration and the Bylaws:</w:t>
         <w:br/>
         <w:br/>
-        <w:t>(a) No animals or fowls shall be raised, kept or permitted within the properties, except that the owner of each unit may keep no more than two (2) common household pets, such as dogs or cats, within a unit. No animals of any kind shall be kept, bred or raised for commercial purposes. Those owners keeping pets shall abide by municipal sanitary regulations, leash laws, and rules or regulations promulgated by the Board of Directors. An owner may be required to remove a nuisance animal following written notice from the Board of Directors and an opportunity to cure. Notwithstanding the foregoing, nothing in this Section limits an owner's right to keep a service or assistance animal as a reasonable accommodation required by applicable fair-housing law.</w:t>
+        <w:t xml:space="preserve">(a) No animals or fowls shall be raised, kept or permitted within the properties, except that the owner of each unit may keep </w:t>
+      </w:r>
+      <w:r>
+        <w:rPr>
+          <w:b/>
+          <w:color w:val="0A7A2C"/>
+          <w:u w:val="single"/>
+        </w:rPr>
+        <w:t xml:space="preserve">no more than </w:t>
+      </w:r>
+      <w:r>
+        <w:rPr/>
+        <w:t xml:space="preserve">two </w:t>
+      </w:r>
+      <w:r>
+        <w:rPr>
+          <w:b/>
+          <w:color w:val="0A7A2C"/>
+          <w:u w:val="single"/>
+        </w:rPr>
+        <w:t xml:space="preserve">(2) </w:t>
+      </w:r>
+      <w:r>
+        <w:rPr/>
+        <w:t xml:space="preserve">common household </w:t>
+      </w:r>
+      <w:r>
+        <w:rPr>
+          <w:b/>
+          <w:color w:val="0A7A2C"/>
+          <w:u w:val="single"/>
+        </w:rPr>
+        <w:t xml:space="preserve">pets, such as dogs or cats, within a unit. No animals of any kind shall be kept, bred or raised for commercial purposes. Those owners keeping </w:t>
+      </w:r>
+      <w:r>
+        <w:rPr/>
+        <w:t xml:space="preserve">pets </w:t>
+      </w:r>
+      <w:r>
+        <w:rPr>
+          <w:b/>
+          <w:color w:val="0A7A2C"/>
+          <w:u w:val="single"/>
+        </w:rPr>
+        <w:t>shall abide by municipal sanitary regulations, leash laws, and rules or regulations promulgated by the Board of Directors. An owner may be required to remove</w:t>
+      </w:r>
+      <w:r>
+        <w:rPr/>
+        <w:t xml:space="preserve"> a </w:t>
+      </w:r>
+      <w:r>
+        <w:rPr>
+          <w:b/>
+          <w:color w:val="0A7A2C"/>
+          <w:u w:val="single"/>
+        </w:rPr>
+        <w:t>nuisance animal following written notice from the Board of Directors and an opportunity to cure. Notwithstanding the foregoing, nothing in this Section limits an owner's right to keep a service or assistance animal as a reasonable accommodation required</w:t>
+      </w:r>
+      <w:r>
+        <w:rPr/>
+        <w:t xml:space="preserve"> by </w:t>
+      </w:r>
+      <w:r>
+        <w:rPr>
+          <w:b/>
+          <w:color w:val="0A7A2C"/>
+          <w:u w:val="single"/>
+        </w:rPr>
+        <w:t>applicable fair-housing law.</w:t>
+      </w:r>
+      <w:r>
+        <w:rPr/>
         <w:br/>
         <w:br/>
         <w:t>(b) No house trailers, motor homes, pickup campers, mobile homes, boats, motorcycles or like recreational vehicles shall be parked on the properties except within the confines of a garage. Owner vehicles that are for regular use that will not fit in the garage have to be parked on the cement pad in front of the owner's garage. The Common Area and the cement pads in front of the units are not to be used for storage of any type of vehicle. Guests can park the vehicles they arrived in on the lower parking level of the common area but only during the time they are visiting one of the owners.</w:t>
@@ -1901,23 +2060,140 @@
         <w:t>(c) No owner shall use the Common Area in such a manner so as to hinder the other owners' use and enjoyment of the Common Area.</w:t>
         <w:br/>
         <w:br/>
-        <w:t>(d) No commercial activities of any kind shall be carried on in any unit or in any other portion of the properties, except activities relating to the sale or rental of units. This provision, however, shall not be construed so as to prevent or prohibit an owner from maintaining his professional personal library, keeping his personal business or professional records or accounts, handling his personal business or professional telephone calls, or occasionally conferring with business or professional associates in his unit.</w:t>
+        <w:t xml:space="preserve">(d) No commercial activities of any kind shall be carried </w:t>
+      </w:r>
+      <w:r>
+        <w:rPr>
+          <w:b/>
+          <w:color w:val="0A7A2C"/>
+          <w:u w:val="single"/>
+        </w:rPr>
+        <w:t>on</w:t>
+      </w:r>
+      <w:r>
+        <w:rPr/>
+        <w:t xml:space="preserve"> in any unit </w:t>
+      </w:r>
+      <w:r>
+        <w:rPr>
+          <w:b/>
+          <w:color w:val="0A7A2C"/>
+          <w:u w:val="single"/>
+        </w:rPr>
+        <w:t>or</w:t>
+      </w:r>
+      <w:r>
+        <w:rPr/>
+        <w:t xml:space="preserve"> in any other portion of the properties, except activities relating to the sale or rental of units. This provision, however, shall not be construed so as to prevent or prohibit an owner from maintaining his professional personal library, keeping his personal business or professional records or accounts, handling his personal business or professional telephone </w:t>
+      </w:r>
+      <w:r>
+        <w:rPr>
+          <w:b/>
+          <w:color w:val="0A7A2C"/>
+          <w:u w:val="single"/>
+        </w:rPr>
+        <w:t>calls,</w:t>
+      </w:r>
+      <w:r>
+        <w:rPr/>
+        <w:t xml:space="preserve"> or occasionally conferring with business or professional associates in his unit.</w:t>
         <w:br/>
         <w:br/>
-        <w:t>(e) Owner maintenance responsibilities. Each owner is responsible for maintaining, repairing, and replacing (i) the interior of that owner's unit — including interior walls and drywall, paint and finishes, flooring, cabinetry and built-ins, and the plumbing, electrical, mechanical/HVAC, water-heater, and appliance systems serving only that unit (including any heating or cooling equipment serving that unit, such as heat pumps or heat exchangers, even where located outside the unit); and (ii) the yard and landscaping within that owner's lot lines, provided that specific landscaping tasks (such as mowing) may instead be performed as a common expense shared by all owners when the owners so agree pursuant to Article V, Section 2(g). Maintenance of each building's exterior structure is addressed in Article VII.</w:t>
+        <w:t xml:space="preserve">(e) </w:t>
+      </w:r>
+      <w:r>
+        <w:rPr>
+          <w:b/>
+          <w:color w:val="0A7A2C"/>
+          <w:u w:val="single"/>
+        </w:rPr>
+        <w:t xml:space="preserve">Owner maintenance responsibilities. </w:t>
+      </w:r>
+      <w:r>
+        <w:rPr/>
+        <w:t xml:space="preserve">Each owner </w:t>
+      </w:r>
+      <w:r>
+        <w:rPr>
+          <w:b/>
+          <w:color w:val="0A7A2C"/>
+          <w:u w:val="single"/>
+        </w:rPr>
+        <w:t>is responsible for maintaining, repairing, and replacing (i) the interior of that owner's unit — including interior walls and drywall, paint and finishes, flooring, cabinetry and built-ins, and the plumbing, electrical, mechanical/HVAC, water-heater, and appliance systems serving only that unit (including any heating or cooling equipment serving that unit, such as heat pumps or heat exchangers, even where located outside the unit); and (ii) the yard and landscaping within that owner's lot lines, provided that specific landscaping tasks (such as mowing) may instead be performed as a common expense shared by</w:t>
+      </w:r>
+      <w:r>
+        <w:rPr/>
+        <w:t xml:space="preserve"> all </w:t>
+      </w:r>
+      <w:r>
+        <w:rPr>
+          <w:b/>
+          <w:color w:val="0A7A2C"/>
+          <w:u w:val="single"/>
+        </w:rPr>
+        <w:t>owners when the owners so agree pursuant to Article V, Section 2(g). Maintenance of each building's</w:t>
+      </w:r>
+      <w:r>
+        <w:rPr/>
+        <w:t xml:space="preserve"> exterior </w:t>
+      </w:r>
+      <w:r>
+        <w:rPr>
+          <w:b/>
+          <w:color w:val="0A7A2C"/>
+          <w:u w:val="single"/>
+        </w:rPr>
+        <w:t>structure is addressed in Article VII.</w:t>
+      </w:r>
+      <w:r>
+        <w:rPr/>
         <w:br/>
         <w:br/>
         <w:t>(f) No owner shall place any objects on the deck or patio of the unit other than barbecues, furniture, hot tubs, and similar such items that are commonly placed on decks or patios.</w:t>
         <w:br/>
         <w:br/>
-        <w:t>(g) In addition, the Board of Directors from time to time may adopt, modify, or revoke rules and regulations governing the conduct of persons and the operation and use of the properties as it may deem necessary or appropriate in order to assure the peaceful and orderly use and enjoyment of the properties. Such action may be modified by vote of not less than 75 percent of the members voting in person or by proxy at a meeting duly called for this purpose. A copy of the rules and regulations, upon adoption, and a copy of each amendment, modification or revocation thereof, shall be delivered by the Secretary promptly to each owner and shall be binding upon all owners and occupants of all units from the date of delivery.</w:t>
+        <w:t xml:space="preserve">(g) In addition, the Board of Directors from time to time may adopt, modify, or revoke rules and regulations governing the conduct of persons and the operation and use of the properties as it may deem necessary or appropriate in order to assure the peaceful and orderly use and enjoyment of the properties. Such action may be modified by vote of not less than 75 percent </w:t>
+      </w:r>
+      <w:r>
+        <w:rPr>
+          <w:b/>
+          <w:color w:val="0A7A2C"/>
+          <w:u w:val="single"/>
+        </w:rPr>
+        <w:t xml:space="preserve">of the members voting in person or by proxy at a meeting duly called for this purpose. A copy of the rules and regulations, upon adoption, and a copy of </w:t>
+      </w:r>
+      <w:r>
+        <w:rPr/>
+        <w:t xml:space="preserve">each </w:t>
+      </w:r>
+      <w:r>
+        <w:rPr>
+          <w:b/>
+          <w:color w:val="0A7A2C"/>
+          <w:u w:val="single"/>
+        </w:rPr>
+        <w:t>amendment, modification or revocation thereof, shall be delivered</w:t>
+      </w:r>
+      <w:r>
+        <w:rPr/>
+        <w:t xml:space="preserve"> by </w:t>
+      </w:r>
+      <w:r>
+        <w:rPr>
+          <w:b/>
+          <w:color w:val="0A7A2C"/>
+          <w:u w:val="single"/>
+        </w:rPr>
+        <w:t>the Secretary promptly to each owner and shall be binding</w:t>
+      </w:r>
+      <w:r>
+        <w:rPr/>
+        <w:t xml:space="preserve"> upon all owners and occupants of all units from the date of delivery.</w:t>
       </w:r>
     </w:p>
     <w:p>
       <w:pPr>
         <w:pStyle w:val="Heading2"/>
-        <w:keepNext/>
-        <w:keepLines/>
         <w:bidi w:val="0"/>
         <w:jc w:val="left"/>
         <w:rPr/>
@@ -1930,8 +2206,6 @@
     <w:p>
       <w:pPr>
         <w:pStyle w:val="Heading3"/>
-        <w:keepNext/>
-        <w:keepLines/>
         <w:bidi w:val="0"/>
         <w:jc w:val="left"/>
         <w:rPr/>
@@ -2005,8 +2279,6 @@
     <w:p>
       <w:pPr>
         <w:pStyle w:val="Heading2"/>
-        <w:keepNext/>
-        <w:keepLines/>
         <w:bidi w:val="0"/>
         <w:jc w:val="left"/>
         <w:rPr/>
@@ -2019,8 +2291,6 @@
     <w:p>
       <w:pPr>
         <w:pStyle w:val="Heading3"/>
-        <w:keepNext/>
-        <w:keepLines/>
         <w:bidi w:val="0"/>
         <w:jc w:val="left"/>
         <w:rPr/>
@@ -2034,7 +2304,7 @@
       <w:pPr>
         <w:pStyle w:val="BodyTextsection-hl"/>
         <w:bidi w:val="0"/>
-        <w:ind w:hanging="0" w:left="80" w:right="80"/>
+        <w:ind w:hanging="0" w:left="120" w:right="120"/>
         <w:rPr/>
       </w:pPr>
       <w:r>
@@ -2060,14 +2330,38 @@
       </w:r>
       <w:r>
         <w:rPr/>
-        <w:t xml:space="preserve"> Creation of the Lien and Personal Obligation of Assessments. Each owner of a unit, by acceptance of a deed or a contract to convey title therefor, whether or not it shall be so expressed in such deed or contract, is deemed to covenant and agree to pay to the Association: (a) regular assessments or charges, and (b) special assessments, such assessments to be established and collected as hereinafter provided. The regular and special assessments, together with interest, late charges, costs, and attorney's fees, shall be a charge on the land and shall be a continuing lien upon the unit against which each assessment is made. Each such assessment, together with interest, costs, and attorney's fees, shall also be the personal obligation of the person or persons who own such unit at the time the assessment falls due and any successors in title who expressly assume such obligations. No owner may waive liability for an assessment by abandonment of his unit.</w:t>
+        <w:t xml:space="preserve"> Creation of the Lien and Personal Obligation of Assessments. Each owner of a </w:t>
+      </w:r>
+      <w:r>
+        <w:rPr>
+          <w:b/>
+          <w:color w:val="0A7A2C"/>
+          <w:u w:val="single"/>
+        </w:rPr>
+        <w:t xml:space="preserve">unit, by acceptance of a deed or a contract to convey title therefor, whether or not it shall be so expressed in such deed or contract, is deemed to covenant and agree to pay to the Association: (a) regular assessments or charges, and (b) special assessments, such assessments to be established and collected as hereinafter provided. The regular and special assessments, together with interest, late charges, costs, and attorney's fees, shall be a charge on the land and shall be a continuing lien upon the </w:t>
+      </w:r>
+      <w:r>
+        <w:rPr/>
+        <w:t xml:space="preserve">unit </w:t>
+      </w:r>
+      <w:r>
+        <w:rPr>
+          <w:b/>
+          <w:color w:val="0A7A2C"/>
+          <w:u w:val="single"/>
+        </w:rPr>
+        <w:t xml:space="preserve">against which each assessment is made. Each such assessment, together with interest, costs, and attorney's fees, shall also be the personal obligation of the person or persons who own such unit at the time the assessment falls due and any successors in title who expressly assume such obligations. No owner may waive liability for an assessment </w:t>
+      </w:r>
+      <w:r>
+        <w:rPr/>
+        <w:t>by abandonment of his unit.</w:t>
       </w:r>
     </w:p>
     <w:p>
       <w:pPr>
         <w:pStyle w:val="BodyTextsection-hl"/>
         <w:bidi w:val="0"/>
-        <w:ind w:hanging="0" w:left="80" w:right="80"/>
+        <w:ind w:hanging="0" w:left="120" w:right="120"/>
         <w:rPr/>
       </w:pPr>
       <w:r>
@@ -2093,7 +2387,51 @@
       </w:r>
       <w:r>
         <w:rPr/>
-        <w:t xml:space="preserve"> Purpose of Assessments. The assessments levied by the Association shall be used exclusively to promote the health, safety, and welfare of the owners, to maintain and repair the Common Area, to fund the Association's limited role under Article VII, and to pay the common expenses of the Association. Permanent maintenance, repair, and replacement of the Structures' exteriors is the responsibility of the owners as provided in Article VII, and is not a general common expense funded by Association-wide assessment except to the extent of the Association's limited backstop and emergency role described in that Article. Maintenance responsibility is separate from insurance coverage: the Association's master policy insures each Structure to the original building standard regardless of who performs the maintenance (Bylaws Article XII), while the owners' maintenance obligations are allocated as set out above and in Article VII. Common expenses shall include:</w:t>
+        <w:t xml:space="preserve"> Purpose of Assessments. The assessments levied by the Association shall be used exclusively to promote the health, safety, and welfare of the owners, to maintain and repair the Common </w:t>
+      </w:r>
+      <w:r>
+        <w:rPr>
+          <w:b/>
+          <w:color w:val="0A7A2C"/>
+          <w:u w:val="single"/>
+        </w:rPr>
+        <w:t>Area, to fund the Association's limited role under Article VII, and to pay the common expenses of the Association. Permanent maintenance, repair, and replacement of the Structures' exteriors is the responsibility of the owners</w:t>
+      </w:r>
+      <w:r>
+        <w:rPr/>
+        <w:t xml:space="preserve"> as provided </w:t>
+      </w:r>
+      <w:r>
+        <w:rPr>
+          <w:b/>
+          <w:color w:val="0A7A2C"/>
+          <w:u w:val="single"/>
+        </w:rPr>
+        <w:t>in Article VII, and is not a general</w:t>
+      </w:r>
+      <w:r>
+        <w:rPr/>
+        <w:t xml:space="preserve"> common </w:t>
+      </w:r>
+      <w:r>
+        <w:rPr>
+          <w:b/>
+          <w:color w:val="0A7A2C"/>
+          <w:u w:val="single"/>
+        </w:rPr>
+        <w:t xml:space="preserve">expense funded by Association-wide assessment except to the extent of the Association's limited backstop and emergency role described in that Article. Maintenance responsibility is separate from insurance coverage: the Association's master policy insures each Structure to the original building standard regardless of who performs the maintenance (Bylaws Article XII), while the owners' maintenance obligations are allocated as set out above and in Article VII. Common </w:t>
+      </w:r>
+      <w:r>
+        <w:rPr/>
+        <w:t xml:space="preserve">expenses </w:t>
+      </w:r>
+      <w:r>
+        <w:rPr>
+          <w:b/>
+          <w:color w:val="0A7A2C"/>
+          <w:u w:val="single"/>
+        </w:rPr>
+        <w:t>shall include:</w:t>
         <w:br/>
         <w:br/>
         <w:t>(a) Expenses of administration.</w:t>
@@ -2111,10 +2449,25 @@
         <w:t>(e) Any deficit in common expenses for any prior period.</w:t>
         <w:br/>
         <w:br/>
-        <w:t>(f) Any other items properly chargeable as an expense of the Association.</w:t>
+        <w:t xml:space="preserve">(f) Any other items properly chargeable as an expense </w:t>
+      </w:r>
+      <w:r>
+        <w:rPr/>
+        <w:t>of the Association.</w:t>
+      </w:r>
+      <w:r>
+        <w:rPr>
+          <w:b/>
+          <w:color w:val="0A7A2C"/>
+          <w:u w:val="single"/>
+        </w:rPr>
         <w:br/>
         <w:br/>
-        <w:t>(g) Any other items agreed upon as common expenses by owners.</w:t>
+        <w:t>(g) Any other items agreed upon as common</w:t>
+      </w:r>
+      <w:r>
+        <w:rPr/>
+        <w:t xml:space="preserve"> expenses by owners.</w:t>
       </w:r>
     </w:p>
     <w:p>
@@ -2138,7 +2491,7 @@
       <w:pPr>
         <w:pStyle w:val="BodyTextsection-hl"/>
         <w:bidi w:val="0"/>
-        <w:ind w:hanging="0" w:left="80" w:right="80"/>
+        <w:ind w:hanging="0" w:left="120" w:right="120"/>
         <w:rPr/>
       </w:pPr>
       <w:r>
@@ -2164,7 +2517,19 @@
       </w:r>
       <w:r>
         <w:rPr/>
-        <w:t xml:space="preserve"> Special Assessments for Capital Improvements. In addition to the regular assessments authorized above, the Association may levy, in any assessment year, a special assessment applicable to that year only for the purpose of defraying, in whole or in part, the cost of any construction, reconstruction, repair or replacement of a capital improvement upon the properties, provided that any such assessment shall have the assent of at least 75 percent of the members voting in person or by proxy at a meeting duly called for this purpose. The special assessment may be made payable on a monthly, quarterly, or annual basis.</w:t>
+        <w:t xml:space="preserve"> Special Assessments for Capital Improvements. In addition to the regular assessments authorized above, the Association may levy, in any assessment year, a special assessment applicable to that year only for the purpose of defraying, in whole or in part, the cost of any construction, reconstruction, repair or replacement of a capital improvement upon the properties, provided that any such assessment shall have the assent of at least 75 percent of the members voting in person or by </w:t>
+      </w:r>
+      <w:r>
+        <w:rPr>
+          <w:b/>
+          <w:color w:val="0A7A2C"/>
+          <w:u w:val="single"/>
+        </w:rPr>
+        <w:t>proxy</w:t>
+      </w:r>
+      <w:r>
+        <w:rPr/>
+        <w:t xml:space="preserve"> at a meeting duly called for this purpose. The special assessment may be made payable on a monthly, quarterly, or annual basis.</w:t>
       </w:r>
     </w:p>
     <w:p>
@@ -2188,7 +2553,7 @@
       <w:pPr>
         <w:pStyle w:val="BodyTextsection-hl"/>
         <w:bidi w:val="0"/>
-        <w:ind w:hanging="0" w:left="80" w:right="80"/>
+        <w:ind w:hanging="0" w:left="120" w:right="120"/>
         <w:rPr/>
       </w:pPr>
       <w:r>
@@ -2214,7 +2579,15 @@
       </w:r>
       <w:r>
         <w:rPr/>
-        <w:t xml:space="preserve"> Allocation of Common Profits. Any common profits or surplus remaining after the common expenses for a fiscal year are paid shall be applied to the common expenses of the following year and retained by the Association for common purposes. No owner is entitled to any payment, distribution, or refund. (ORS 94.580(2)(i).)</w:t>
+        <w:t xml:space="preserve"> </w:t>
+      </w:r>
+      <w:r>
+        <w:rPr>
+          <w:b/>
+          <w:color w:val="0A7A2C"/>
+          <w:u w:val="single"/>
+        </w:rPr>
+        <w:t>Allocation of Common Profits. Any common profits or surplus remaining after the common expenses for a fiscal year are paid shall be applied to the common expenses of the following year and retained by the Association for common purposes. No owner is entitled to any payment, distribution, or refund. (ORS 94.580(2)(i).)</w:t>
       </w:r>
     </w:p>
     <w:p>
@@ -2259,8 +2632,6 @@
     <w:p>
       <w:pPr>
         <w:pStyle w:val="Heading2"/>
-        <w:keepNext/>
-        <w:keepLines/>
         <w:bidi w:val="0"/>
         <w:jc w:val="left"/>
         <w:rPr/>
@@ -2273,8 +2644,6 @@
     <w:p>
       <w:pPr>
         <w:pStyle w:val="Heading3"/>
-        <w:keepNext/>
-        <w:keepLines/>
         <w:bidi w:val="0"/>
         <w:jc w:val="left"/>
         <w:rPr/>
@@ -2305,7 +2674,7 @@
       <w:pPr>
         <w:pStyle w:val="BodyTextsection-hl"/>
         <w:bidi w:val="0"/>
-        <w:ind w:hanging="0" w:left="80" w:right="80"/>
+        <w:ind w:hanging="0" w:left="120" w:right="120"/>
         <w:rPr/>
       </w:pPr>
       <w:r>
@@ -2331,14 +2700,45 @@
       </w:r>
       <w:r>
         <w:rPr/>
-        <w:t xml:space="preserve"> Authority to Enforce and Collect. The Board of Directors shall take prompt action against any violator to enforce the provisions of the Declaration, Bylaws, and rules and regulations adopted pursuant thereto, including prompt action to collect any unpaid assessment. In doing so, the Board may exercise one or more of the remedies, separately or concurrently, specified in the Declaration or Bylaws, as well as any other remedies which may be available at law. In addition, any aggrieved owner may bring an action by appropriate legal proceedings to recover damages or to enjoin, abate, or remedy any noncompliance or breach.</w:t>
+        <w:t xml:space="preserve"> Authority to Enforce and Collect. The Board of Directors shall take prompt action against any violator to enforce the provisions of the Declaration, Bylaws, </w:t>
+      </w:r>
+      <w:r>
+        <w:rPr>
+          <w:b/>
+          <w:color w:val="0A7A2C"/>
+          <w:u w:val="single"/>
+        </w:rPr>
+        <w:t xml:space="preserve">and rules and </w:t>
+      </w:r>
+      <w:r>
+        <w:rPr/>
+        <w:t>regulations adopted pursuant thereto, including prompt action to collect any unpaid assessment.</w:t>
+      </w:r>
+      <w:r>
+        <w:rPr>
+          <w:color w:val="0A7A2C"/>
+          <w:u w:val="single"/>
+        </w:rPr>
+        <w:t xml:space="preserve"> </w:t>
+      </w:r>
+      <w:r>
+        <w:rPr>
+          <w:b/>
+          <w:color w:val="0A7A2C"/>
+          <w:u w:val="single"/>
+        </w:rPr>
+        <w:t>In doing so, the Board may exercise</w:t>
+      </w:r>
+      <w:r>
+        <w:rPr/>
+        <w:t xml:space="preserve"> one or more of the remedies, separately or concurrently, specified in the Declaration or Bylaws, as well as any other remedies which may be available at law. In addition, any aggrieved owner may bring an action by appropriate legal proceedings to recover damages or to enjoin, abate, or remedy any noncompliance or breach.</w:t>
       </w:r>
     </w:p>
     <w:p>
       <w:pPr>
         <w:pStyle w:val="BodyTextsection-hl"/>
         <w:bidi w:val="0"/>
-        <w:ind w:hanging="0" w:left="80" w:right="80"/>
+        <w:ind w:hanging="0" w:left="120" w:right="120"/>
         <w:rPr/>
       </w:pPr>
       <w:r>
@@ -2367,17 +2767,53 @@
         <w:t xml:space="preserve"> Abatement and Enjoining of Violations. In the event an owner violates provisions of the Declaration, Bylaws, or any rules or regulations adopted pursuant thereto, the Board of Directors shall have the right to:</w:t>
         <w:br/>
         <w:br/>
-        <w:t>(a) Enter the Common Area or the lot in which or as to which such violation exists and summarily abate and remove, at the expense of the defaulting owner, any thing or condition that may exist therein contrary to the intent and meaning of the provisions hereof, and the Board shall not thereby be deemed in any manner guilty of trespass; provided, that the Board may not use this provision to abate or remove new construction; or</w:t>
+        <w:t xml:space="preserve">(a) Enter the Common Area or the lot in which or as to which such violation exists and summarily abate and remove, at the expense of the defaulting owner, any thing or condition that may exist therein contrary to the intent and meaning of the </w:t>
+      </w:r>
+      <w:r>
+        <w:rPr>
+          <w:b/>
+          <w:color w:val="0A7A2C"/>
+          <w:u w:val="single"/>
+        </w:rPr>
+        <w:t xml:space="preserve">provisions hereof, and the Board shall not thereby be deemed in any manner guilty of trespass; provided, that the Board may not use this </w:t>
+      </w:r>
+      <w:r>
+        <w:rPr/>
+        <w:t xml:space="preserve">provision to </w:t>
+      </w:r>
+      <w:r>
+        <w:rPr>
+          <w:b/>
+          <w:color w:val="0A7A2C"/>
+          <w:u w:val="single"/>
+        </w:rPr>
+        <w:t xml:space="preserve">abate or remove new </w:t>
+      </w:r>
+      <w:r>
+        <w:rPr/>
+        <w:t>construction; or</w:t>
         <w:br/>
         <w:br/>
-        <w:t>(b) Enjoin, abate, or remedy such thing or condition, including removal or alteration of construction, by appropriate legal proceedings.</w:t>
+        <w:t xml:space="preserve">(b) Enjoin, abate, or remedy such thing or condition, including removal or alteration of </w:t>
+      </w:r>
+      <w:r>
+        <w:rPr>
+          <w:b/>
+          <w:color w:val="0A7A2C"/>
+          <w:u w:val="single"/>
+        </w:rPr>
+        <w:t>construction,</w:t>
+      </w:r>
+      <w:r>
+        <w:rPr/>
+        <w:t xml:space="preserve"> by appropriate legal proceedings.</w:t>
       </w:r>
     </w:p>
     <w:p>
       <w:pPr>
         <w:pStyle w:val="BodyTextsection-hl"/>
         <w:bidi w:val="0"/>
-        <w:ind w:hanging="0" w:left="80" w:right="80"/>
+        <w:ind w:hanging="0" w:left="120" w:right="120"/>
         <w:rPr/>
       </w:pPr>
       <w:r>
@@ -2403,14 +2839,86 @@
       </w:r>
       <w:r>
         <w:rPr/>
-        <w:t xml:space="preserve"> Interest; Late Charges; Fines. Interest shall accrue on any assessment or portion thereof not paid when due at a rate set by the Board from time to time, not to exceed the maximum rate permitted by Oregon law, until paid. The Board of Directors may, if it deems appropriate, impose charges for late payments of assessments and, after giving notice and an opportunity to be heard, levy reasonable fines against the owner for violations of the Declaration, Bylaws, and rules and regulations adopted pursuant thereto.</w:t>
+        <w:t xml:space="preserve"> Interest; Late Charges; Fines. Interest shall accrue on any assessment or portion thereof not paid when due at </w:t>
+      </w:r>
+      <w:r>
+        <w:rPr>
+          <w:b/>
+          <w:color w:val="0A7A2C"/>
+          <w:u w:val="single"/>
+        </w:rPr>
+        <w:t>a</w:t>
+      </w:r>
+      <w:r>
+        <w:rPr/>
+        <w:t xml:space="preserve"> rate </w:t>
+      </w:r>
+      <w:r>
+        <w:rPr>
+          <w:b/>
+          <w:color w:val="0A7A2C"/>
+          <w:u w:val="single"/>
+        </w:rPr>
+        <w:t>set</w:t>
+      </w:r>
+      <w:r>
+        <w:rPr/>
+        <w:t xml:space="preserve"> </w:t>
+      </w:r>
+      <w:r>
+        <w:rPr>
+          <w:b/>
+          <w:color w:val="0A7A2C"/>
+          <w:u w:val="single"/>
+        </w:rPr>
+        <w:t>by</w:t>
+      </w:r>
+      <w:r>
+        <w:rPr/>
+        <w:t xml:space="preserve"> </w:t>
+      </w:r>
+      <w:r>
+        <w:rPr>
+          <w:b/>
+          <w:color w:val="0A7A2C"/>
+          <w:u w:val="single"/>
+        </w:rPr>
+        <w:t>the</w:t>
+      </w:r>
+      <w:r>
+        <w:rPr/>
+        <w:t xml:space="preserve"> </w:t>
+      </w:r>
+      <w:r>
+        <w:rPr>
+          <w:b/>
+          <w:color w:val="0A7A2C"/>
+          <w:u w:val="single"/>
+        </w:rPr>
+        <w:t>Board</w:t>
+      </w:r>
+      <w:r>
+        <w:rPr/>
+        <w:t xml:space="preserve"> </w:t>
+      </w:r>
+      <w:r>
+        <w:rPr>
+          <w:b/>
+          <w:color w:val="0A7A2C"/>
+          <w:u w:val="single"/>
+        </w:rPr>
+        <w:t>from time to time, not to exceed the maximum rate permitted by Oregon law,</w:t>
+      </w:r>
+      <w:r>
+        <w:rPr/>
+        <w:t xml:space="preserve"> until paid. The Board of Directors may, if it deems appropriate, impose charges for late payments of assessments and, after giving notice and an opportunity to be heard, levy reasonable fines against the owner for violations of the Declaration, Bylaws, and rules and regulations adopted pursuant thereto.</w:t>
       </w:r>
     </w:p>
     <w:p>
       <w:pPr>
         <w:pStyle w:val="BodyTextsection-hl"/>
         <w:bidi w:val="0"/>
-        <w:ind w:hanging="0" w:left="80" w:right="80"/>
+        <w:ind w:hanging="0" w:left="120" w:right="120"/>
         <w:rPr/>
       </w:pPr>
       <w:r>
@@ -2436,14 +2944,86 @@
       </w:r>
       <w:r>
         <w:rPr/>
-        <w:t xml:space="preserve"> Acceleration of Assessment. In the event that an owner fails to pay any installment of an assessment when it is due, the Board may, after ten days' written notice, declare the entire amount of the unpaid annual or fiscal period assessment immediately due and payable, and interest thereon shall accrue on the entire assessment at a rate set by the Board from time to time, not to exceed the maximum rate permitted by Oregon law, until paid.</w:t>
+        <w:t xml:space="preserve"> Acceleration of Assessment. In the event that an owner fails to pay any installment of an assessment when it is due, the Board may, after ten days' written notice, declare the entire amount of the unpaid annual or fiscal period assessment </w:t>
+      </w:r>
+      <w:r>
+        <w:rPr>
+          <w:b/>
+          <w:color w:val="0A7A2C"/>
+          <w:u w:val="single"/>
+        </w:rPr>
+        <w:t>immediately due and payable,</w:t>
+      </w:r>
+      <w:r>
+        <w:rPr/>
+        <w:t xml:space="preserve"> and interest </w:t>
+      </w:r>
+      <w:r>
+        <w:rPr>
+          <w:b/>
+          <w:color w:val="0A7A2C"/>
+          <w:u w:val="single"/>
+        </w:rPr>
+        <w:t>thereon</w:t>
+      </w:r>
+      <w:r>
+        <w:rPr/>
+        <w:t xml:space="preserve"> shall accrue on the entire assessment at </w:t>
+      </w:r>
+      <w:r>
+        <w:rPr>
+          <w:b/>
+          <w:color w:val="0A7A2C"/>
+          <w:u w:val="single"/>
+        </w:rPr>
+        <w:t>a</w:t>
+      </w:r>
+      <w:r>
+        <w:rPr/>
+        <w:t xml:space="preserve"> </w:t>
+      </w:r>
+      <w:r>
+        <w:rPr>
+          <w:b/>
+          <w:color w:val="0A7A2C"/>
+          <w:u w:val="single"/>
+        </w:rPr>
+        <w:t>rate</w:t>
+      </w:r>
+      <w:r>
+        <w:rPr/>
+        <w:t xml:space="preserve"> </w:t>
+      </w:r>
+      <w:r>
+        <w:rPr>
+          <w:b/>
+          <w:color w:val="0A7A2C"/>
+          <w:u w:val="single"/>
+        </w:rPr>
+        <w:t>set</w:t>
+      </w:r>
+      <w:r>
+        <w:rPr/>
+        <w:t xml:space="preserve"> </w:t>
+      </w:r>
+      <w:r>
+        <w:rPr>
+          <w:b/>
+          <w:color w:val="0A7A2C"/>
+          <w:u w:val="single"/>
+        </w:rPr>
+        <w:t>by the Board from time to time, not to exceed the maximum rate permitted by Oregon law,</w:t>
+      </w:r>
+      <w:r>
+        <w:rPr/>
+        <w:t xml:space="preserve"> until paid.</w:t>
       </w:r>
     </w:p>
     <w:p>
       <w:pPr>
         <w:pStyle w:val="BodyTextsection-hl"/>
         <w:bidi w:val="0"/>
-        <w:ind w:hanging="0" w:left="80" w:right="80"/>
+        <w:ind w:hanging="0" w:left="120" w:right="120"/>
         <w:rPr/>
       </w:pPr>
       <w:r>
@@ -2469,10 +3049,118 @@
       </w:r>
       <w:r>
         <w:rPr/>
-        <w:t xml:space="preserve"> Recordation and Duration of Lien; Foreclosure of Lien Against Unit; Appointment of Receiver; Power to Bid at Foreclosure Sale. In addition to regular and special assessments unpaid pursuant to this Article, the Association may enforce its collection by foreclosure of the assessment lien on the unit in the manner provided for the foreclosure of mortgages. Within thirty days after the date on which any unpaid assessment was first delinquent, the Association may make and record a notice of claim of lien. The claim shall be signed and verified by an officer or agent of the Association and shall contain at least the following information: the name of the unit owner, if known to the Association, or, if not known, a statement that the name is unknown; the description of the unit; the amount of the unpaid assessment; the date when due; the amount remaining unpaid; and a statement that the claim of lien is made by the Association pursuant to this Declaration. The recording of a notice of claim of lien shall not constitute the exclusive means of perfecting and enforcing liens, and recordation of a claim shall in no way affect any foreclosure or other enforcement of a lien provided for in this Declaration. Such recordation shall not be required as a prerequisite or condition to bringing any action to recover a money judgment for unpaid assessments, nor shall the absence of any such recordation impair or otherwise affect a defendant owner's right to assert, as an offset or counterclaim, the failure of the Association to comply with this section.</w:t>
+        <w:t xml:space="preserve"> Recordation and Duration of Lien; Foreclosure of Lien Against Unit; Appointment of Receiver; Power to Bid at Foreclosure Sale. In addition to regular and </w:t>
+      </w:r>
+      <w:r>
+        <w:rPr>
+          <w:b/>
+          <w:color w:val="0A7A2C"/>
+          <w:u w:val="single"/>
+        </w:rPr>
+        <w:t xml:space="preserve">special assessments </w:t>
+      </w:r>
+      <w:r>
+        <w:rPr/>
+        <w:t xml:space="preserve">unpaid pursuant to this Article, the Association may enforce its collection by foreclosure of the assessment lien on the unit in the manner provided for the foreclosure of mortgages. Within thirty days after the date on which any unpaid assessment was first delinquent, the Association may make and record a notice of claim of lien. The claim shall be signed and verified by an officer or agent of the Association and shall contain at least the following information: the name of the unit owner, if known to the Association, or, if not known, a statement that the name is unknown; the description of the unit; the amount of the unpaid assessment; the date when due; the amount remaining unpaid; and a statement that the claim of lien is made by the Association pursuant to this Declaration. The recording of a notice of claim of lien shall not constitute the exclusive means of perfecting and enforcing liens, and recordation of a claim shall in no way affect any foreclosure or other enforcement of a lien provided for in this Declaration. Such recordation shall not be required as a prerequisite or condition to bringing any action to recover a money judgment for unpaid assessments, nor shall the absence of any such recordation impair or otherwise affect a defendant owner's right to </w:t>
+      </w:r>
+      <w:r>
+        <w:rPr>
+          <w:b/>
+          <w:color w:val="0A7A2C"/>
+          <w:u w:val="single"/>
+        </w:rPr>
+        <w:t>assert,</w:t>
+      </w:r>
+      <w:r>
+        <w:rPr/>
+        <w:t xml:space="preserve"> as an offset or counterclaim, the failure of the Association to comply with this section.</w:t>
         <w:br/>
         <w:br/>
-        <w:t>The proceeding to foreclose the lien shall conform as nearly as possible to the proceedings to foreclose liens created by ORS 87.010, except that, notwithstanding ORS 87.055, a lien may be continued in force for a period of time not to exceed six (6) years from the date the lien is filed. If any subsequent unpaid assessment remains unpaid six (6) years from the date the claim was filed, the Association may bring an action to enforce the lien and proceed to foreclosure as in the case of any other mortgage and lien; the owner shall be liable for the costs of the Association, including reasonable rental for the unit. The plaintiff in such foreclosure suit shall be entitled to the appointment of a receiver to collect the rent. The Board of Directors, acting on behalf of the Association, shall have the power to bid on the unit at the foreclosure sale, and to acquire and hold, lease, mortgage and convey the same, on behalf of the Association.</w:t>
+        <w:t xml:space="preserve">The proceeding to foreclose the lien shall conform as nearly as possible to the proceedings to foreclose liens created by ORS 87.010, except </w:t>
+      </w:r>
+      <w:r>
+        <w:rPr>
+          <w:b/>
+          <w:color w:val="0A7A2C"/>
+          <w:u w:val="single"/>
+        </w:rPr>
+        <w:t>that,</w:t>
+      </w:r>
+      <w:r>
+        <w:rPr/>
+        <w:t xml:space="preserve"> notwithstanding ORS 87.055, a lien may be continued in force for a period of time not to exceed six (6) years from the date the lien is filed. </w:t>
+      </w:r>
+      <w:r>
+        <w:rPr>
+          <w:b/>
+          <w:color w:val="0A7A2C"/>
+          <w:u w:val="single"/>
+        </w:rPr>
+        <w:t>If any subsequent unpaid assessment remains unpaid six (6) years from</w:t>
+      </w:r>
+      <w:r>
+        <w:rPr/>
+        <w:t xml:space="preserve"> the date the claim was filed, the </w:t>
+      </w:r>
+      <w:r>
+        <w:rPr>
+          <w:b/>
+          <w:color w:val="0A7A2C"/>
+          <w:u w:val="single"/>
+        </w:rPr>
+        <w:t xml:space="preserve">Association may bring an action to enforce the lien and proceed to foreclosure as in the case of any other mortgage and lien; the owner shall be liable for the costs of the </w:t>
+      </w:r>
+      <w:r>
+        <w:rPr/>
+        <w:t xml:space="preserve">Association, </w:t>
+      </w:r>
+      <w:r>
+        <w:rPr>
+          <w:b/>
+          <w:color w:val="0A7A2C"/>
+          <w:u w:val="single"/>
+        </w:rPr>
+        <w:t xml:space="preserve">including reasonable rental for the unit. The plaintiff in such foreclosure suit shall be entitled to the appointment of a receiver to collect the rent. The Board of Directors, </w:t>
+      </w:r>
+      <w:r>
+        <w:rPr/>
+        <w:t xml:space="preserve">acting on behalf of the Association, </w:t>
+      </w:r>
+      <w:r>
+        <w:rPr>
+          <w:b/>
+          <w:color w:val="0A7A2C"/>
+          <w:u w:val="single"/>
+        </w:rPr>
+        <w:t>shall have the power to bid on the unit at the</w:t>
+      </w:r>
+      <w:r>
+        <w:rPr/>
+        <w:t xml:space="preserve"> foreclosure </w:t>
+      </w:r>
+      <w:r>
+        <w:rPr>
+          <w:b/>
+          <w:color w:val="0A7A2C"/>
+          <w:u w:val="single"/>
+        </w:rPr>
+        <w:t>sale, and to acquire and hold, lease,</w:t>
+      </w:r>
+      <w:r>
+        <w:rPr/>
+        <w:t xml:space="preserve"> mortgage and </w:t>
+      </w:r>
+      <w:r>
+        <w:rPr>
+          <w:b/>
+          <w:color w:val="0A7A2C"/>
+          <w:u w:val="single"/>
+        </w:rPr>
+        <w:t>convey the same,</w:t>
+      </w:r>
+      <w:r>
+        <w:rPr/>
+        <w:t xml:space="preserve"> on behalf of the Association.</w:t>
       </w:r>
     </w:p>
     <w:p>
@@ -2529,7 +3217,7 @@
       <w:pPr>
         <w:pStyle w:val="BodyTextsection-hl"/>
         <w:bidi w:val="0"/>
-        <w:ind w:hanging="0" w:left="80" w:right="80"/>
+        <w:ind w:hanging="0" w:left="120" w:right="120"/>
         <w:rPr/>
       </w:pPr>
       <w:r>
@@ -2555,14 +3243,20 @@
       </w:r>
       <w:r>
         <w:rPr/>
-        <w:t xml:space="preserve"> Professional Management. The Board of Directors may employ a professional manager to manage the affairs of the Association, or the Association may self-manage its affairs. Any agreement for professional management shall be consistent with the Bylaws.</w:t>
+        <w:t xml:space="preserve"> </w:t>
+      </w:r>
+      <w:r>
+        <w:rPr>
+          <w:b/>
+          <w:color w:val="0A7A2C"/>
+          <w:u w:val="single"/>
+        </w:rPr>
+        <w:t>Professional Management. The Board of Directors may employ a professional manager to manage the affairs of the Association, or the Association may self-manage its affairs. Any agreement for professional management shall be consistent with the Bylaws.</w:t>
       </w:r>
     </w:p>
     <w:p>
       <w:pPr>
         <w:pStyle w:val="Heading2"/>
-        <w:keepNext/>
-        <w:keepLines/>
         <w:bidi w:val="0"/>
         <w:jc w:val="left"/>
         <w:rPr/>
@@ -2575,8 +3269,6 @@
     <w:p>
       <w:pPr>
         <w:pStyle w:val="Heading3"/>
-        <w:keepNext/>
-        <w:keepLines/>
         <w:bidi w:val="0"/>
         <w:jc w:val="left"/>
         <w:rPr/>
@@ -2590,7 +3282,7 @@
       <w:pPr>
         <w:pStyle w:val="BodyTextsection-hl"/>
         <w:bidi w:val="0"/>
-        <w:ind w:hanging="0" w:left="80" w:right="80"/>
+        <w:ind w:hanging="0" w:left="120" w:right="120"/>
         <w:rPr/>
       </w:pPr>
       <w:r>
@@ -2616,14 +3308,22 @@
       </w:r>
       <w:r>
         <w:rPr/>
-        <w:t xml:space="preserve"> Owner Responsibility for Structure Exterior. The owners within each Structure are collectively responsible for the maintenance, repair, and replacement of that Structure's exterior envelope to the original building standard (the Standard Unit), including but not limited to the roof, siding, exterior paint, original exterior windows and doors, and structural components. The Association's master policy separately insures this Structure exterior to the original building standard; maintaining the exterior and insuring it are distinct responsibilities (see Bylaws Article XII).</w:t>
+        <w:t xml:space="preserve"> </w:t>
+      </w:r>
+      <w:r>
+        <w:rPr>
+          <w:b/>
+          <w:color w:val="0A7A2C"/>
+          <w:u w:val="single"/>
+        </w:rPr>
+        <w:t>Owner Responsibility for Structure Exterior. The owners within each Structure are collectively responsible for the maintenance, repair, and replacement of that Structure's exterior envelope to the original building standard (the Standard Unit), including but not limited to the roof, siding, exterior paint, original exterior windows and doors, and structural components. The Association's master policy separately insures this Structure exterior to the original building standard; maintaining the exterior and insuring it are distinct responsibilities (see Bylaws Article XII).</w:t>
       </w:r>
     </w:p>
     <w:p>
       <w:pPr>
         <w:pStyle w:val="BodyTextsection-hl"/>
         <w:bidi w:val="0"/>
-        <w:ind w:hanging="0" w:left="80" w:right="80"/>
+        <w:ind w:hanging="0" w:left="120" w:right="120"/>
         <w:rPr/>
       </w:pPr>
       <w:r>
@@ -2649,14 +3349,22 @@
       </w:r>
       <w:r>
         <w:rPr/>
-        <w:t xml:space="preserve"> Sharing of Exterior Cost Within a Structure. The owners within a Structure share the cost of the maintenance, repair, and replacement described in Section 1 equally: each unit in the Triplex bears one-third (1/3), and each unit in a Duplex bears one-half (1/2), of that Structure's exterior cost.</w:t>
+        <w:t xml:space="preserve"> </w:t>
+      </w:r>
+      <w:r>
+        <w:rPr>
+          <w:b/>
+          <w:color w:val="0A7A2C"/>
+          <w:u w:val="single"/>
+        </w:rPr>
+        <w:t>Sharing of Exterior Cost Within a Structure. The owners within a Structure share the cost of the maintenance, repair, and replacement described in Section 1 equally: each unit in the Triplex bears one-third (1/3), and each unit in a Duplex bears one-half (1/2), of that Structure's exterior cost.</w:t>
       </w:r>
     </w:p>
     <w:p>
       <w:pPr>
         <w:pStyle w:val="BodyTextsection-hl"/>
         <w:bidi w:val="0"/>
-        <w:ind w:hanging="0" w:left="80" w:right="80"/>
+        <w:ind w:hanging="0" w:left="120" w:right="120"/>
         <w:rPr/>
       </w:pPr>
       <w:r>
@@ -2682,14 +3390,22 @@
       </w:r>
       <w:r>
         <w:rPr/>
-        <w:t xml:space="preserve"> Improvements and Betterments. Any exterior improvement, betterment, or modification above the original building plan — including but not limited to an enclosed deck and the associated changes to siding, windows, or roofline — is the sole responsibility of the owner who owns or made it, for both maintenance and insurance.</w:t>
+        <w:t xml:space="preserve"> </w:t>
+      </w:r>
+      <w:r>
+        <w:rPr>
+          <w:b/>
+          <w:color w:val="0A7A2C"/>
+          <w:u w:val="single"/>
+        </w:rPr>
+        <w:t>Improvements and Betterments. Any exterior improvement, betterment, or modification above the original building plan — including but not limited to an enclosed deck and the associated changes to siding, windows, or roofline — is the sole responsibility of the owner who owns or made it, for both maintenance and insurance.</w:t>
       </w:r>
     </w:p>
     <w:p>
       <w:pPr>
         <w:pStyle w:val="BodyTextsection-hl"/>
         <w:bidi w:val="0"/>
-        <w:ind w:hanging="0" w:left="80" w:right="80"/>
+        <w:ind w:hanging="0" w:left="120" w:right="120"/>
         <w:rPr/>
       </w:pPr>
       <w:r>
@@ -2715,14 +3431,22 @@
       </w:r>
       <w:r>
         <w:rPr/>
-        <w:t xml:space="preserve"> Interior. The interior of each unit is that owner's responsibility, as provided in Article III, Section 2.</w:t>
+        <w:t xml:space="preserve"> </w:t>
+      </w:r>
+      <w:r>
+        <w:rPr>
+          <w:b/>
+          <w:color w:val="0A7A2C"/>
+          <w:u w:val="single"/>
+        </w:rPr>
+        <w:t>Interior. The interior of each unit is that owner's responsibility, as provided in Article III, Section 2.</w:t>
       </w:r>
     </w:p>
     <w:p>
       <w:pPr>
         <w:pStyle w:val="BodyTextsection-hl"/>
         <w:bidi w:val="0"/>
-        <w:ind w:hanging="0" w:left="80" w:right="80"/>
+        <w:ind w:hanging="0" w:left="120" w:right="120"/>
         <w:rPr/>
       </w:pPr>
       <w:r>
@@ -2748,7 +3472,15 @@
       </w:r>
       <w:r>
         <w:rPr/>
-        <w:t xml:space="preserve"> Association Role.</w:t>
+        <w:t xml:space="preserve"> </w:t>
+      </w:r>
+      <w:r>
+        <w:rPr>
+          <w:b/>
+          <w:color w:val="0A7A2C"/>
+          <w:u w:val="single"/>
+        </w:rPr>
+        <w:t>Association Role.</w:t>
         <w:br/>
         <w:br/>
         <w:t>(a) The Association maintains the Common Area as provided in Article II, Section 3.</w:t>
@@ -2764,7 +3496,7 @@
       <w:pPr>
         <w:pStyle w:val="BodyTextsection-hl"/>
         <w:bidi w:val="0"/>
-        <w:ind w:hanging="0" w:left="80" w:right="80"/>
+        <w:ind w:hanging="0" w:left="120" w:right="120"/>
         <w:rPr/>
       </w:pPr>
       <w:r>
@@ -2790,7 +3522,15 @@
       </w:r>
       <w:r>
         <w:rPr/>
-        <w:t xml:space="preserve"> Resolution of Disagreements and Maintenance Failures Within a Structure.</w:t>
+        <w:t xml:space="preserve"> </w:t>
+      </w:r>
+      <w:r>
+        <w:rPr>
+          <w:b/>
+          <w:color w:val="0A7A2C"/>
+          <w:u w:val="single"/>
+        </w:rPr>
+        <w:t>Resolution of Disagreements and Maintenance Failures Within a Structure.</w:t>
         <w:br/>
         <w:br/>
         <w:t>(a) Decision by the Structure's owners. A decision whether to undertake, and how to carry out, any maintenance, repair, or replacement for which the owners within a Structure are collectively responsible under this Article shall be made by the owners holding more than one-half (1/2) of that Structure's cost-sharing responsibility under Section 2. Each owner within the Structure is bound to that owner's Section 2 share of the cost of any maintenance, repair, or replacement so decided, whether or not that owner concurred. In a Structure whose cost shares are held equally by two owners (each Duplex), no such majority can be formed when those owners disagree; in that event, and in any other case where the owners cannot form a majority, the matter is resolved by petition to the Board of Directors under subsection (b).</w:t>
@@ -2814,8 +3554,6 @@
     <w:p>
       <w:pPr>
         <w:pStyle w:val="Heading2"/>
-        <w:keepNext/>
-        <w:keepLines/>
         <w:bidi w:val="0"/>
         <w:jc w:val="left"/>
         <w:rPr/>
@@ -2828,8 +3566,6 @@
     <w:p>
       <w:pPr>
         <w:pStyle w:val="Heading3"/>
-        <w:keepNext/>
-        <w:keepLines/>
         <w:bidi w:val="0"/>
         <w:jc w:val="left"/>
         <w:rPr/>
@@ -2860,7 +3596,7 @@
       <w:pPr>
         <w:pStyle w:val="BodyTextsection-hl"/>
         <w:bidi w:val="0"/>
-        <w:ind w:hanging="0" w:left="80" w:right="80"/>
+        <w:ind w:hanging="0" w:left="120" w:right="120"/>
         <w:rPr/>
       </w:pPr>
       <w:r>
@@ -2886,14 +3622,68 @@
       </w:r>
       <w:r>
         <w:rPr/>
-        <w:t xml:space="preserve"> Sharing of Repair and Maintenance. The cost of reasonable repair and maintenance of a party wall shall be shared by the adjoining owners who make use of the wall, consistent with Article VII.</w:t>
+        <w:t xml:space="preserve"> Sharing of Repair and Maintenance. The cost of reasonable repair and maintenance of a party wall shall be shared by the </w:t>
+      </w:r>
+      <w:r>
+        <w:rPr>
+          <w:b/>
+          <w:color w:val="0A7A2C"/>
+          <w:u w:val="single"/>
+        </w:rPr>
+        <w:t xml:space="preserve">adjoining </w:t>
+      </w:r>
+      <w:r>
+        <w:rPr/>
+        <w:t xml:space="preserve">owners who make use of the wall, </w:t>
+      </w:r>
+      <w:r>
+        <w:rPr>
+          <w:b/>
+          <w:color w:val="0A7A2C"/>
+          <w:u w:val="single"/>
+        </w:rPr>
+        <w:t>consistent</w:t>
+      </w:r>
+      <w:r>
+        <w:rPr/>
+        <w:t xml:space="preserve"> </w:t>
+      </w:r>
+      <w:r>
+        <w:rPr>
+          <w:b/>
+          <w:color w:val="0A7A2C"/>
+          <w:u w:val="single"/>
+        </w:rPr>
+        <w:t>with</w:t>
+      </w:r>
+      <w:r>
+        <w:rPr/>
+        <w:t xml:space="preserve"> </w:t>
+      </w:r>
+      <w:r>
+        <w:rPr>
+          <w:b/>
+          <w:color w:val="0A7A2C"/>
+          <w:u w:val="single"/>
+        </w:rPr>
+        <w:t>Article</w:t>
+      </w:r>
+      <w:r>
+        <w:rPr/>
+        <w:t xml:space="preserve"> </w:t>
+      </w:r>
+      <w:r>
+        <w:rPr>
+          <w:b/>
+          <w:color w:val="0A7A2C"/>
+          <w:u w:val="single"/>
+        </w:rPr>
+        <w:t>VII.</w:t>
       </w:r>
     </w:p>
     <w:p>
       <w:pPr>
         <w:pStyle w:val="Heading2"/>
-        <w:keepNext/>
-        <w:keepLines/>
         <w:bidi w:val="0"/>
         <w:jc w:val="left"/>
         <w:rPr/>
@@ -2906,8 +3696,6 @@
     <w:p>
       <w:pPr>
         <w:pStyle w:val="Heading3"/>
-        <w:keepNext/>
-        <w:keepLines/>
         <w:bidi w:val="0"/>
         <w:jc w:val="left"/>
         <w:rPr/>
@@ -3008,8 +3796,6 @@
     <w:p>
       <w:pPr>
         <w:pStyle w:val="Heading2"/>
-        <w:keepNext/>
-        <w:keepLines/>
         <w:bidi w:val="0"/>
         <w:jc w:val="left"/>
         <w:rPr/>
@@ -3022,8 +3808,6 @@
     <w:p>
       <w:pPr>
         <w:pStyle w:val="Heading3"/>
-        <w:keepNext/>
-        <w:keepLines/>
         <w:bidi w:val="0"/>
         <w:jc w:val="left"/>
         <w:rPr/>
@@ -3037,7 +3821,7 @@
       <w:pPr>
         <w:pStyle w:val="BodyTextsection-hl"/>
         <w:bidi w:val="0"/>
-        <w:ind w:hanging="0" w:left="80" w:right="80"/>
+        <w:ind w:hanging="0" w:left="120" w:right="120"/>
         <w:rPr/>
       </w:pPr>
       <w:r>
@@ -3063,14 +3847,130 @@
       </w:r>
       <w:r>
         <w:rPr/>
-        <w:t xml:space="preserve"> Definitions. As used in this Article, "Mortgage" means a recorded mortgage or trust deed creating a lien against a unit, and "mortgagee" means the holder of a Mortgage.</w:t>
+        <w:t xml:space="preserve"> Definitions. </w:t>
+      </w:r>
+      <w:r>
+        <w:rPr>
+          <w:b/>
+          <w:color w:val="0A7A2C"/>
+          <w:u w:val="single"/>
+        </w:rPr>
+        <w:t>As</w:t>
+      </w:r>
+      <w:r>
+        <w:rPr/>
+        <w:t xml:space="preserve"> </w:t>
+      </w:r>
+      <w:r>
+        <w:rPr>
+          <w:b/>
+          <w:color w:val="0A7A2C"/>
+          <w:u w:val="single"/>
+        </w:rPr>
+        <w:t>used</w:t>
+      </w:r>
+      <w:r>
+        <w:rPr/>
+        <w:t xml:space="preserve"> </w:t>
+      </w:r>
+      <w:r>
+        <w:rPr>
+          <w:b/>
+          <w:color w:val="0A7A2C"/>
+          <w:u w:val="single"/>
+        </w:rPr>
+        <w:t>in</w:t>
+      </w:r>
+      <w:r>
+        <w:rPr/>
+        <w:t xml:space="preserve"> </w:t>
+      </w:r>
+      <w:r>
+        <w:rPr>
+          <w:b/>
+          <w:color w:val="0A7A2C"/>
+          <w:u w:val="single"/>
+        </w:rPr>
+        <w:t>this</w:t>
+      </w:r>
+      <w:r>
+        <w:rPr/>
+        <w:t xml:space="preserve"> </w:t>
+      </w:r>
+      <w:r>
+        <w:rPr>
+          <w:b/>
+          <w:color w:val="0A7A2C"/>
+          <w:u w:val="single"/>
+        </w:rPr>
+        <w:t>Article,</w:t>
+      </w:r>
+      <w:r>
+        <w:rPr/>
+        <w:t xml:space="preserve"> "Mortgage" means a recorded mortgage or trust deed creating a lien against a </w:t>
+      </w:r>
+      <w:r>
+        <w:rPr>
+          <w:b/>
+          <w:color w:val="0A7A2C"/>
+          <w:u w:val="single"/>
+        </w:rPr>
+        <w:t>unit,</w:t>
+      </w:r>
+      <w:r>
+        <w:rPr/>
+        <w:t xml:space="preserve"> </w:t>
+      </w:r>
+      <w:r>
+        <w:rPr>
+          <w:b/>
+          <w:color w:val="0A7A2C"/>
+          <w:u w:val="single"/>
+        </w:rPr>
+        <w:t>and</w:t>
+      </w:r>
+      <w:r>
+        <w:rPr/>
+        <w:t xml:space="preserve"> </w:t>
+      </w:r>
+      <w:r>
+        <w:rPr>
+          <w:b/>
+          <w:color w:val="0A7A2C"/>
+          <w:u w:val="single"/>
+        </w:rPr>
+        <w:t>"mortgagee"</w:t>
+      </w:r>
+      <w:r>
+        <w:rPr/>
+        <w:t xml:space="preserve"> means </w:t>
+      </w:r>
+      <w:r>
+        <w:rPr>
+          <w:b/>
+          <w:color w:val="0A7A2C"/>
+          <w:u w:val="single"/>
+        </w:rPr>
+        <w:t>the</w:t>
+      </w:r>
+      <w:r>
+        <w:rPr/>
+        <w:t xml:space="preserve"> holder of a </w:t>
+      </w:r>
+      <w:r>
+        <w:rPr>
+          <w:b/>
+          <w:color w:val="0A7A2C"/>
+          <w:u w:val="single"/>
+        </w:rPr>
+        <w:t>Mortgage.</w:t>
       </w:r>
     </w:p>
     <w:p>
       <w:pPr>
         <w:pStyle w:val="BodyTextsection-hl"/>
         <w:bidi w:val="0"/>
-        <w:ind w:hanging="0" w:left="80" w:right="80"/>
+        <w:ind w:hanging="0" w:left="120" w:right="120"/>
         <w:rPr/>
       </w:pPr>
       <w:r>
@@ -3096,14 +3996,22 @@
       </w:r>
       <w:r>
         <w:rPr/>
-        <w:t xml:space="preserve"> Owner Responsibility for Mortgagee Consents and Notices. Each owner is responsible for obtaining any consent and giving any notice that the owner's own mortgagee requires under that owner's loan. The Association is not obligated to obtain mortgagee consent, or to provide notices to any mortgagee, beyond what ORS Ch. 94, as amended, requires of the Association.</w:t>
+        <w:t xml:space="preserve"> </w:t>
+      </w:r>
+      <w:r>
+        <w:rPr>
+          <w:b/>
+          <w:color w:val="0A7A2C"/>
+          <w:u w:val="single"/>
+        </w:rPr>
+        <w:t>Owner Responsibility for Mortgagee Consents and Notices. Each owner is responsible for obtaining any consent and giving any notice that the owner's own mortgagee requires under that owner's loan. The Association is not obligated to obtain mortgagee consent, or to provide notices to any mortgagee, beyond what ORS Ch. 94, as amended, requires of the Association.</w:t>
       </w:r>
     </w:p>
     <w:p>
       <w:pPr>
         <w:pStyle w:val="BodyTextsection-hl"/>
         <w:bidi w:val="0"/>
-        <w:ind w:hanging="0" w:left="80" w:right="80"/>
+        <w:ind w:hanging="0" w:left="120" w:right="120"/>
         <w:rPr/>
       </w:pPr>
       <w:r>
@@ -3129,14 +4037,22 @@
       </w:r>
       <w:r>
         <w:rPr/>
-        <w:t xml:space="preserve"> Subordination of Assessment Lien. The lien of assessments is subordinate to the lien of a first Mortgage as provided in Article V, Section 7.</w:t>
+        <w:t xml:space="preserve"> </w:t>
+      </w:r>
+      <w:r>
+        <w:rPr>
+          <w:b/>
+          <w:color w:val="0A7A2C"/>
+          <w:u w:val="single"/>
+        </w:rPr>
+        <w:t>Subordination of Assessment Lien. The lien of assessments is subordinate to the lien of a first Mortgage as provided in Article V, Section 7.</w:t>
       </w:r>
     </w:p>
     <w:p>
       <w:pPr>
         <w:pStyle w:val="BodyTextsection-hl"/>
         <w:bidi w:val="0"/>
-        <w:ind w:hanging="0" w:left="80" w:right="80"/>
+        <w:ind w:hanging="0" w:left="120" w:right="120"/>
         <w:rPr/>
       </w:pPr>
       <w:r>
@@ -3162,14 +4078,57 @@
       </w:r>
       <w:r>
         <w:rPr/>
-        <w:t xml:space="preserve"> Consent to Termination of the Association. Except with respect to termination of the Association as a result of destruction, damage, or condemnation of the properties, any termination of the Association shall require such mortgagee approval as is required by ORS Ch. 94, as amended (currently the approval of eligible mortgage holders representing at least 67 percent of the votes of units that are subject to mortgages held by eligible mortgage holders), in addition to the owner approval required under Article XII, Section 4 and such other approvals and procedures as may be required by the Declaration or Bylaws.</w:t>
+        <w:t xml:space="preserve"> Consent to Termination of the Association. Except with respect to termination of the Association as a result of destruction, damage, or condemnation of the properties, any termination of the Association shall require </w:t>
+      </w:r>
+      <w:r>
+        <w:rPr>
+          <w:b/>
+          <w:color w:val="0A7A2C"/>
+          <w:u w:val="single"/>
+        </w:rPr>
+        <w:t xml:space="preserve">such mortgagee approval as is required by ORS Ch. 94, as amended (currently </w:t>
+      </w:r>
+      <w:r>
+        <w:rPr/>
+        <w:t xml:space="preserve">the approval of eligible mortgage holders representing at least 67 percent of the votes of units that are subject to mortgages held by eligible mortgage </w:t>
+      </w:r>
+      <w:r>
+        <w:rPr>
+          <w:b/>
+          <w:color w:val="0A7A2C"/>
+          <w:u w:val="single"/>
+        </w:rPr>
+        <w:t>holders),</w:t>
+      </w:r>
+      <w:r>
+        <w:rPr/>
+        <w:t xml:space="preserve"> in addition to</w:t>
+      </w:r>
+      <w:r>
+        <w:rPr>
+          <w:color w:val="0A7A2C"/>
+          <w:u w:val="single"/>
+        </w:rPr>
+        <w:t xml:space="preserve"> </w:t>
+      </w:r>
+      <w:r>
+        <w:rPr>
+          <w:b/>
+          <w:color w:val="0A7A2C"/>
+          <w:u w:val="single"/>
+        </w:rPr>
+        <w:t>the owner approval required under Article XII, Section 4 and</w:t>
+      </w:r>
+      <w:r>
+        <w:rPr/>
+        <w:t xml:space="preserve"> such other approvals and procedures as may be required by the Declaration or Bylaws.</w:t>
       </w:r>
     </w:p>
     <w:p>
       <w:pPr>
         <w:pStyle w:val="BodyTextsection-hl"/>
         <w:bidi w:val="0"/>
-        <w:ind w:hanging="0" w:left="80" w:right="80"/>
+        <w:ind w:hanging="0" w:left="120" w:right="120"/>
         <w:rPr/>
       </w:pPr>
       <w:r>
@@ -3195,14 +4154,24 @@
       </w:r>
       <w:r>
         <w:rPr/>
-        <w:t xml:space="preserve"> Right to Receive Written Notice of Meetings. A holder of a first Mortgage shall, upon written request to the Association, be entitled to receive notice of all meetings of the Association and shall be entitled to designate a representative to attend all such meetings.</w:t>
+        <w:t xml:space="preserve"> Right to Receive Written Notice of Meetings. A holder of a first </w:t>
+      </w:r>
+      <w:r>
+        <w:rPr>
+          <w:b/>
+          <w:color w:val="0A7A2C"/>
+          <w:u w:val="single"/>
+        </w:rPr>
+        <w:t>Mortgage</w:t>
+      </w:r>
+      <w:r>
+        <w:rPr/>
+        <w:t xml:space="preserve"> shall, upon written request to the Association, be entitled to receive notice of all meetings of the Association and shall be entitled to designate a representative to attend all such meetings.</w:t>
       </w:r>
     </w:p>
     <w:p>
       <w:pPr>
         <w:pStyle w:val="Heading2"/>
-        <w:keepNext/>
-        <w:keepLines/>
         <w:bidi w:val="0"/>
         <w:jc w:val="left"/>
         <w:rPr/>
@@ -3215,8 +4184,6 @@
     <w:p>
       <w:pPr>
         <w:pStyle w:val="Heading3"/>
-        <w:keepNext/>
-        <w:keepLines/>
         <w:bidi w:val="0"/>
         <w:jc w:val="left"/>
         <w:rPr/>
@@ -3264,7 +4231,7 @@
       <w:pPr>
         <w:pStyle w:val="BodyTextsection-hl"/>
         <w:bidi w:val="0"/>
-        <w:ind w:hanging="0" w:left="80" w:right="80"/>
+        <w:ind w:hanging="0" w:left="120" w:right="120"/>
         <w:rPr/>
       </w:pPr>
       <w:r>
@@ -3290,14 +4257,26 @@
       </w:r>
       <w:r>
         <w:rPr/>
-        <w:t xml:space="preserve"> Encroachments. Each unit shall have an easement over all adjoining units for the purpose of accommodating any present or future encroachments as a result of engineering errors, construction, reconstruction, repairs, settlement, shifting, or movement of any portion of the property, or any other similar cause, and any encroachment due to building overhang or projection. There shall be easements for the maintenance of the encroaching units so long as the encroachments shall exist, and the rights and obligations of owners shall not be altered by the encroachment, nor shall the encroachment be considered to be an encumbrance affecting the marketability of title to a unit.</w:t>
+        <w:t xml:space="preserve"> Encroachments. Each unit shall have </w:t>
+      </w:r>
+      <w:r>
+        <w:rPr>
+          <w:b/>
+          <w:color w:val="0A7A2C"/>
+          <w:u w:val="single"/>
+        </w:rPr>
+        <w:t xml:space="preserve">an </w:t>
+      </w:r>
+      <w:r>
+        <w:rPr/>
+        <w:t>easement over all adjoining units for the purpose of accommodating any present or future encroachments as a result of engineering errors, construction, reconstruction, repairs, settlement, shifting, or movement of any portion of the property, or any other similar cause, and any encroachment due to building overhang or projection. There shall be easements for the maintenance of the encroaching units so long as the encroachments shall exist, and the rights and obligations of owners shall not be altered by the encroachment, nor shall the encroachment be considered to be an encumbrance affecting the marketability of title to a unit.</w:t>
       </w:r>
     </w:p>
     <w:p>
       <w:pPr>
         <w:pStyle w:val="BodyTextsection-hl"/>
         <w:bidi w:val="0"/>
-        <w:ind w:hanging="0" w:left="80" w:right="80"/>
+        <w:ind w:hanging="0" w:left="120" w:right="120"/>
         <w:rPr/>
       </w:pPr>
       <w:r>
@@ -3323,14 +4302,87 @@
       </w:r>
       <w:r>
         <w:rPr/>
-        <w:t xml:space="preserve"> Utility Easements. There is hereby created a blanket easement upon, across, over, and under the entire land for the benefit of ingress, egress, installation, replacement, repair and maintenance of all utility and service lines and systems including, but not limited to, water, sewer, gas, telephone, electricity, television, cable or communication lines or systems. By virtue of this easement, it shall be expressly permissible for the Board of Directors or its providing utility or service company to install and maintain facilities and equipment upon the properties, to excavate for such purposes, and to affix and maintain wires, circuits and conduits on, in and under the roofs and exterior walls of any portion of the properties, all at the direction of the Board of Directors.</w:t>
+        <w:t xml:space="preserve"> Utility Easements. There is hereby created a blanket easement upon, across, over, and under the entire land for the benefit of </w:t>
+      </w:r>
+      <w:r>
+        <w:rPr>
+          <w:b/>
+          <w:color w:val="0A7A2C"/>
+          <w:u w:val="single"/>
+        </w:rPr>
+        <w:t>ingress,</w:t>
+      </w:r>
+      <w:r>
+        <w:rPr/>
+        <w:t xml:space="preserve"> egress, </w:t>
+      </w:r>
+      <w:r>
+        <w:rPr>
+          <w:b/>
+          <w:color w:val="0A7A2C"/>
+          <w:u w:val="single"/>
+        </w:rPr>
+        <w:t>installation,</w:t>
+      </w:r>
+      <w:r>
+        <w:rPr/>
+        <w:t xml:space="preserve"> replacement, repair and maintenance of all utility and service lines and systems including, but not limited to, water, sewer, gas, telephone, electricity, television, cable or communication lines or systems. By virtue of this easement, it shall be expressly permissible for the Board of Directors or its providing utility or service company to install and maintain facilities and equipment </w:t>
+      </w:r>
+      <w:r>
+        <w:rPr>
+          <w:b/>
+          <w:color w:val="0A7A2C"/>
+          <w:u w:val="single"/>
+        </w:rPr>
+        <w:t>upon</w:t>
+      </w:r>
+      <w:r>
+        <w:rPr/>
+        <w:t xml:space="preserve"> the properties, to excavate for such </w:t>
+      </w:r>
+      <w:r>
+        <w:rPr>
+          <w:b/>
+          <w:color w:val="0A7A2C"/>
+          <w:u w:val="single"/>
+        </w:rPr>
+        <w:t>purposes,</w:t>
+      </w:r>
+      <w:r>
+        <w:rPr/>
+        <w:t xml:space="preserve"> and to affix and maintain wires, circuits and conduits on, in and under the roofs and exterior walls of any portion of the</w:t>
+      </w:r>
+      <w:r>
+        <w:rPr>
+          <w:color w:val="0A7A2C"/>
+          <w:u w:val="single"/>
+        </w:rPr>
+        <w:t xml:space="preserve"> </w:t>
+      </w:r>
+      <w:r>
+        <w:rPr>
+          <w:b/>
+          <w:color w:val="0A7A2C"/>
+          <w:u w:val="single"/>
+        </w:rPr>
+        <w:t>properties, all</w:t>
+      </w:r>
+      <w:r>
+        <w:rPr/>
+        <w:t xml:space="preserve"> at the direction of the Board of </w:t>
+      </w:r>
+      <w:r>
+        <w:rPr>
+          <w:b/>
+          <w:color w:val="0A7A2C"/>
+          <w:u w:val="single"/>
+        </w:rPr>
+        <w:t>Directors.</w:t>
       </w:r>
     </w:p>
     <w:p>
       <w:pPr>
         <w:pStyle w:val="Heading2"/>
-        <w:keepNext/>
-        <w:keepLines/>
         <w:bidi w:val="0"/>
         <w:jc w:val="left"/>
         <w:rPr/>
@@ -3343,8 +4395,6 @@
     <w:p>
       <w:pPr>
         <w:pStyle w:val="Heading3"/>
-        <w:keepNext/>
-        <w:keepLines/>
         <w:bidi w:val="0"/>
         <w:jc w:val="left"/>
         <w:rPr/>
@@ -3375,7 +4425,7 @@
       <w:pPr>
         <w:pStyle w:val="BodyTextsection-hl"/>
         <w:bidi w:val="0"/>
-        <w:ind w:hanging="0" w:left="80" w:right="80"/>
+        <w:ind w:hanging="0" w:left="120" w:right="120"/>
         <w:rPr/>
       </w:pPr>
       <w:r>
@@ -3401,14 +4451,26 @@
       </w:r>
       <w:r>
         <w:rPr/>
-        <w:t xml:space="preserve"> Severability. Invalidation of any one of these covenants or restrictions by judgment or court order shall in no wise affect any other provisions, which shall remain in full force and effect.</w:t>
+        <w:t xml:space="preserve"> Severability. Invalidation of any one of these covenants or restrictions by judgment or court order shall in no wise affect any other </w:t>
+      </w:r>
+      <w:r>
+        <w:rPr>
+          <w:b/>
+          <w:color w:val="0A7A2C"/>
+          <w:u w:val="single"/>
+        </w:rPr>
+        <w:t>provisions,</w:t>
+      </w:r>
+      <w:r>
+        <w:rPr/>
+        <w:t xml:space="preserve"> which shall remain in full force and effect.</w:t>
       </w:r>
     </w:p>
     <w:p>
       <w:pPr>
         <w:pStyle w:val="BodyTextsection-hl"/>
         <w:bidi w:val="0"/>
-        <w:ind w:hanging="0" w:left="80" w:right="80"/>
+        <w:ind w:hanging="0" w:left="120" w:right="120"/>
         <w:rPr/>
       </w:pPr>
       <w:r>
@@ -3434,14 +4496,38 @@
       </w:r>
       <w:r>
         <w:rPr/>
-        <w:t xml:space="preserve"> Amendment. The covenants and restrictions of this Declaration shall run with and bind the land for a term of 20 years from the date this Declaration is recorded, after which time they shall be automatically extended for successive periods of 10 years unless the owners of the units agree to terminate the Association as provided herein. This Declaration may be amended by an instrument signed by at least 75 percent of the members. Notwithstanding the foregoing, any amendment that changes the method of determining common-expense liability, the right to common profits, or voting rights requires the unanimous consent of the owners of the affected units (ORS 94.590(1)(b)(B)). Any amendment must be recorded.</w:t>
+        <w:t xml:space="preserve"> Amendment. The covenants and restrictions of this Declaration shall run with and bind the </w:t>
+      </w:r>
+      <w:r>
+        <w:rPr>
+          <w:b/>
+          <w:color w:val="0A7A2C"/>
+          <w:u w:val="single"/>
+        </w:rPr>
+        <w:t>land</w:t>
+      </w:r>
+      <w:r>
+        <w:rPr/>
+        <w:t xml:space="preserve"> for a term of 20 years from the date this Declaration is recorded, after which time they shall be automatically extended for successive periods of 10 years unless the owners of the units agree to terminate the Association as provided herein. This Declaration may be amended by an instrument signed by at least 75 percent of </w:t>
+      </w:r>
+      <w:r>
+        <w:rPr>
+          <w:b/>
+          <w:color w:val="0A7A2C"/>
+          <w:u w:val="single"/>
+        </w:rPr>
+        <w:t>the members. Notwithstanding the foregoing, any amendment that changes the method of determining common-expense liability, the right to common profits, or voting rights requires the unanimous consent of the owners of the affected units (ORS 94.590(1)(b)(B)).</w:t>
+      </w:r>
+      <w:r>
+        <w:rPr/>
+        <w:t xml:space="preserve"> Any amendment must be recorded.</w:t>
       </w:r>
     </w:p>
     <w:p>
       <w:pPr>
         <w:pStyle w:val="BodyTextsection-hl"/>
         <w:bidi w:val="0"/>
-        <w:ind w:hanging="0" w:left="80" w:right="80"/>
+        <w:ind w:hanging="0" w:left="120" w:right="120"/>
         <w:rPr/>
       </w:pPr>
       <w:r>
@@ -3467,14 +4553,72 @@
       </w:r>
       <w:r>
         <w:rPr/>
-        <w:t xml:space="preserve"> Termination of Association. Except with respect to termination of the Association as a result of destruction, damage, or condemnation of the properties, any termination of the Association shall require the mortgagee approval, if any, provided in Article X, Section 4, and the assent of not less than 75 percent of the owners.</w:t>
+        <w:t xml:space="preserve"> Termination of Association. Except with respect to termination of the Association as a result of destruction, damage, or condemnation of the properties, any termination of the Association shall require the </w:t>
+      </w:r>
+      <w:r>
+        <w:rPr>
+          <w:b/>
+          <w:color w:val="0A7A2C"/>
+          <w:u w:val="single"/>
+        </w:rPr>
+        <w:t>mortgagee</w:t>
+      </w:r>
+      <w:r>
+        <w:rPr/>
+        <w:t xml:space="preserve"> </w:t>
+      </w:r>
+      <w:r>
+        <w:rPr>
+          <w:b/>
+          <w:color w:val="0A7A2C"/>
+          <w:u w:val="single"/>
+        </w:rPr>
+        <w:t>approval,</w:t>
+      </w:r>
+      <w:r>
+        <w:rPr/>
+        <w:t xml:space="preserve"> </w:t>
+      </w:r>
+      <w:r>
+        <w:rPr>
+          <w:b/>
+          <w:color w:val="0A7A2C"/>
+          <w:u w:val="single"/>
+        </w:rPr>
+        <w:t>if</w:t>
+      </w:r>
+      <w:r>
+        <w:rPr/>
+        <w:t xml:space="preserve"> </w:t>
+      </w:r>
+      <w:r>
+        <w:rPr>
+          <w:b/>
+          <w:color w:val="0A7A2C"/>
+          <w:u w:val="single"/>
+        </w:rPr>
+        <w:t>any,</w:t>
+      </w:r>
+      <w:r>
+        <w:rPr/>
+        <w:t xml:space="preserve"> provided in Article </w:t>
+      </w:r>
+      <w:r>
+        <w:rPr>
+          <w:b/>
+          <w:color w:val="0A7A2C"/>
+          <w:u w:val="single"/>
+        </w:rPr>
+        <w:t>X,</w:t>
+      </w:r>
+      <w:r>
+        <w:rPr/>
+        <w:t xml:space="preserve"> Section 4, and the assent of not less than 75 percent of the owners.</w:t>
       </w:r>
     </w:p>
     <w:p>
       <w:pPr>
         <w:pStyle w:val="Heading3"/>
-        <w:keepNext/>
-        <w:keepLines/>
         <w:bidi w:val="0"/>
         <w:ind w:hanging="0" w:left="0" w:right="0"/>
         <w:jc w:val="left"/>
@@ -3521,7 +4665,6 @@
     <w:p>
       <w:pPr>
         <w:pStyle w:val="Heading2"/>
-        <w:keepNext/>
         <w:keepLines/>
         <w:bidi w:val="0"/>
         <w:ind w:hanging="0" w:left="0" w:right="0"/>
@@ -3628,8 +4771,6 @@
     <w:p>
       <w:pPr>
         <w:pStyle w:val="Heading2"/>
-        <w:keepNext/>
-        <w:keepLines/>
         <w:bidi w:val="0"/>
         <w:ind w:hanging="0" w:left="0" w:right="0"/>
         <w:jc w:val="left"/>
@@ -4156,8 +5297,6 @@
     <w:p>
       <w:pPr>
         <w:pStyle w:val="Heading2"/>
-        <w:keepNext/>
-        <w:keepLines/>
         <w:bidi w:val="0"/>
         <w:ind w:hanging="0" w:left="0" w:right="0"/>
         <w:jc w:val="left"/>
@@ -4770,18 +5909,15 @@
       </w:r>
     </w:p>
     <w:sectPr>
-      <w:footerReference w:type="default" r:id="rId5"/>
-      <w:footerReference w:type="first" r:id="rId6"/>
-      <w:headerReference w:type="default" r:id="rId7"/>
-      <w:headerReference w:type="first" r:id="rId8"/>
+      <w:headerReference w:type="default" r:id="rId14"/>
+      <w:footerReference w:type="default" r:id="rId15"/>
       <w:type w:val="nextPage"/>
       <w:pgSz w:w="11906" w:h="16838"/>
       <w:pgMar w:left="1440" w:right="1440" w:gutter="0" w:header="0" w:top="1440" w:footer="0" w:bottom="1440"/>
-      <w:pgNumType w:fmt="decimal"/>
       <w:formProt w:val="false"/>
-      <w:titlePg/>
       <w:textDirection w:val="lrTb"/>
       <w:docGrid w:type="default" w:linePitch="600" w:charSpace="36864"/>
+      <w:pgNumType w:start="1"/>
     </w:sectPr>
   </w:body>
 </w:document>
@@ -4789,101 +5925,200 @@
 
 <file path=word/footer1.xml><?xml version="1.0" encoding="utf-8"?>
 <w:ftr xmlns:m="http://schemas.openxmlformats.org/officeDocument/2006/math" xmlns:mc="http://schemas.openxmlformats.org/markup-compatibility/2006" xmlns:mo="http://schemas.microsoft.com/office/mac/office/2008/main" xmlns:mv="urn:schemas-microsoft-com:mac:vml" xmlns:o="urn:schemas-microsoft-com:office:office" xmlns:r="http://schemas.openxmlformats.org/officeDocument/2006/relationships" xmlns:v="urn:schemas-microsoft-com:vml" xmlns:w10="urn:schemas-microsoft-com:office:word" xmlns:w14="http://schemas.microsoft.com/office/word/2010/wordml" xmlns:w="http://schemas.openxmlformats.org/wordprocessingml/2006/main" xmlns:wne="http://schemas.microsoft.com/office/word/2006/wordml" xmlns:wp14="http://schemas.microsoft.com/office/word/2010/wordprocessingDrawing" xmlns:wp="http://schemas.openxmlformats.org/drawingml/2006/wordprocessingDrawing" xmlns:wpc="http://schemas.microsoft.com/office/word/2010/wordprocessingCanvas" xmlns:wpg="http://schemas.microsoft.com/office/word/2010/wordprocessingGroup" xmlns:wpi="http://schemas.microsoft.com/office/word/2010/wordprocessingInk" xmlns:wps="http://schemas.microsoft.com/office/word/2010/wordprocessingShape" mc:Ignorable="w14 wp14">
+  <w:p/>
+</w:ftr>
+</file>
+
+<file path=word/footer2.xml><?xml version="1.0" encoding="utf-8"?>
+<w:ftr xmlns:m="http://schemas.openxmlformats.org/officeDocument/2006/math" xmlns:mc="http://schemas.openxmlformats.org/markup-compatibility/2006" xmlns:mo="http://schemas.microsoft.com/office/mac/office/2008/main" xmlns:mv="urn:schemas-microsoft-com:mac:vml" xmlns:o="urn:schemas-microsoft-com:office:office" xmlns:r="http://schemas.openxmlformats.org/officeDocument/2006/relationships" xmlns:v="urn:schemas-microsoft-com:vml" xmlns:w10="urn:schemas-microsoft-com:office:word" xmlns:w14="http://schemas.microsoft.com/office/word/2010/wordml" xmlns:w="http://schemas.openxmlformats.org/wordprocessingml/2006/main" xmlns:wne="http://schemas.microsoft.com/office/word/2006/wordml" xmlns:wp14="http://schemas.microsoft.com/office/word/2010/wordprocessingDrawing" xmlns:wp="http://schemas.openxmlformats.org/drawingml/2006/wordprocessingDrawing" xmlns:wpc="http://schemas.microsoft.com/office/word/2010/wordprocessingCanvas" xmlns:wpg="http://schemas.microsoft.com/office/word/2010/wordprocessingGroup" xmlns:wpi="http://schemas.microsoft.com/office/word/2010/wordprocessingInk" xmlns:wps="http://schemas.microsoft.com/office/word/2010/wordprocessingShape" mc:Ignorable="w14 wp14">
+  <w:p/>
+</w:ftr>
+</file>
+
+<file path=word/footer3.xml><?xml version="1.0" encoding="utf-8"?>
+<w:ftr xmlns:m="http://schemas.openxmlformats.org/officeDocument/2006/math" xmlns:mc="http://schemas.openxmlformats.org/markup-compatibility/2006" xmlns:mo="http://schemas.microsoft.com/office/mac/office/2008/main" xmlns:mv="urn:schemas-microsoft-com:mac:vml" xmlns:o="urn:schemas-microsoft-com:office:office" xmlns:r="http://schemas.openxmlformats.org/officeDocument/2006/relationships" xmlns:v="urn:schemas-microsoft-com:vml" xmlns:w10="urn:schemas-microsoft-com:office:word" xmlns:w14="http://schemas.microsoft.com/office/word/2010/wordml" xmlns:w="http://schemas.openxmlformats.org/wordprocessingml/2006/main" xmlns:wne="http://schemas.microsoft.com/office/word/2006/wordml" xmlns:wp14="http://schemas.microsoft.com/office/word/2010/wordprocessingDrawing" xmlns:wp="http://schemas.openxmlformats.org/drawingml/2006/wordprocessingDrawing" xmlns:wpc="http://schemas.microsoft.com/office/word/2010/wordprocessingCanvas" xmlns:wpg="http://schemas.microsoft.com/office/word/2010/wordprocessingGroup" xmlns:wpi="http://schemas.microsoft.com/office/word/2010/wordprocessingInk" xmlns:wps="http://schemas.microsoft.com/office/word/2010/wordprocessingShape" mc:Ignorable="w14 wp14">
   <w:p>
     <w:pPr>
-      <w:pStyle w:val="Footer"/>
+      <w:jc w:val="left"/>
+    </w:pPr>
+    <w:r>
+      <w:rPr>
+        <w:b w:val="0"/>
+        <w:color w:val="404040"/>
+        <w:sz w:val="15"/>
+      </w:rPr>
+      <w:t>AHOA-Declaration-CLEAN-Amended_v2026-08-20A.docx</w:t>
+    </w:r>
+  </w:p>
+</w:ftr>
+</file>
+
+<file path=word/footer4.xml><?xml version="1.0" encoding="utf-8"?>
+<w:ftr xmlns:m="http://schemas.openxmlformats.org/officeDocument/2006/math" xmlns:mc="http://schemas.openxmlformats.org/markup-compatibility/2006" xmlns:mo="http://schemas.microsoft.com/office/mac/office/2008/main" xmlns:mv="urn:schemas-microsoft-com:mac:vml" xmlns:o="urn:schemas-microsoft-com:office:office" xmlns:r="http://schemas.openxmlformats.org/officeDocument/2006/relationships" xmlns:v="urn:schemas-microsoft-com:vml" xmlns:w10="urn:schemas-microsoft-com:office:word" xmlns:w14="http://schemas.microsoft.com/office/word/2010/wordml" xmlns:w="http://schemas.openxmlformats.org/wordprocessingml/2006/main" xmlns:wne="http://schemas.microsoft.com/office/word/2006/wordml" xmlns:wp14="http://schemas.microsoft.com/office/word/2010/wordprocessingDrawing" xmlns:wp="http://schemas.openxmlformats.org/drawingml/2006/wordprocessingDrawing" xmlns:wpc="http://schemas.microsoft.com/office/word/2010/wordprocessingCanvas" xmlns:wpg="http://schemas.microsoft.com/office/word/2010/wordprocessingGroup" xmlns:wpi="http://schemas.microsoft.com/office/word/2010/wordprocessingInk" xmlns:wps="http://schemas.microsoft.com/office/word/2010/wordprocessingShape" mc:Ignorable="w14 wp14">
+  <w:p>
+    <w:pPr>
+      <w:jc w:val="left"/>
+    </w:pPr>
+    <w:r>
+      <w:rPr>
+        <w:b w:val="0"/>
+        <w:color w:val="404040"/>
+        <w:sz w:val="15"/>
+      </w:rPr>
+      <w:t>AHOA-Declaration-CLEAN-Amended_v2026-08-20A.docx</w:t>
+    </w:r>
+  </w:p>
+</w:ftr>
+</file>
+
+<file path=word/footer5.xml><?xml version="1.0" encoding="utf-8"?>
+<w:ftr xmlns:m="http://schemas.openxmlformats.org/officeDocument/2006/math" xmlns:mc="http://schemas.openxmlformats.org/markup-compatibility/2006" xmlns:mo="http://schemas.microsoft.com/office/mac/office/2008/main" xmlns:mv="urn:schemas-microsoft-com:mac:vml" xmlns:o="urn:schemas-microsoft-com:office:office" xmlns:r="http://schemas.openxmlformats.org/officeDocument/2006/relationships" xmlns:v="urn:schemas-microsoft-com:vml" xmlns:w10="urn:schemas-microsoft-com:office:word" xmlns:w14="http://schemas.microsoft.com/office/word/2010/wordml" xmlns:w="http://schemas.openxmlformats.org/wordprocessingml/2006/main" xmlns:wne="http://schemas.microsoft.com/office/word/2006/wordml" xmlns:wp14="http://schemas.microsoft.com/office/word/2010/wordprocessingDrawing" xmlns:wp="http://schemas.openxmlformats.org/drawingml/2006/wordprocessingDrawing" xmlns:wpc="http://schemas.microsoft.com/office/word/2010/wordprocessingCanvas" xmlns:wpg="http://schemas.microsoft.com/office/word/2010/wordprocessingGroup" xmlns:wpi="http://schemas.microsoft.com/office/word/2010/wordprocessingInk" xmlns:wps="http://schemas.microsoft.com/office/word/2010/wordprocessingShape" mc:Ignorable="w14 wp14">
+  <w:p>
+    <w:pPr>
       <w:tabs>
+        <w:tab w:pos="4513" w:val="center"/>
         <w:tab w:pos="9026" w:val="right"/>
       </w:tabs>
     </w:pPr>
     <w:r/>
     <w:r>
+      <w:rPr>
+        <w:b w:val="0"/>
+        <w:color w:val="404040"/>
+        <w:sz w:val="15"/>
+      </w:rPr>
       <w:t>AHOA-Declaration-CLEAN-Amended_v2026-08-20A.docx</w:t>
     </w:r>
     <w:r>
       <w:tab/>
     </w:r>
     <w:r>
-      <w:t xml:space="preserve">Page </w:t>
-    </w:r>
-    <w:r>
-      <w:fldChar w:fldCharType="begin"/>
-      <w:instrText xml:space="preserve">PAGE</w:instrText>
-      <w:fldChar w:fldCharType="end"/>
-    </w:r>
-    <w:r>
-      <w:t xml:space="preserve"> of </w:t>
-    </w:r>
-    <w:r>
-      <w:fldChar w:fldCharType="begin"/>
-      <w:instrText xml:space="preserve">NUMPAGES</w:instrText>
-      <w:fldChar w:fldCharType="end"/>
-    </w:r>
-  </w:p>
-</w:ftr>
-</file>
-
-<file path=word/footer2.xml><?xml version="1.0" encoding="utf-8"?>
-<w:ftr xmlns:m="http://schemas.openxmlformats.org/officeDocument/2006/math" xmlns:mc="http://schemas.openxmlformats.org/markup-compatibility/2006" xmlns:mo="http://schemas.microsoft.com/office/mac/office/2008/main" xmlns:mv="urn:schemas-microsoft-com:mac:vml" xmlns:o="urn:schemas-microsoft-com:office:office" xmlns:r="http://schemas.openxmlformats.org/officeDocument/2006/relationships" xmlns:v="urn:schemas-microsoft-com:vml" xmlns:w10="urn:schemas-microsoft-com:office:word" xmlns:w14="http://schemas.microsoft.com/office/word/2010/wordml" xmlns:w="http://schemas.openxmlformats.org/wordprocessingml/2006/main" xmlns:wne="http://schemas.microsoft.com/office/word/2006/wordml" xmlns:wp14="http://schemas.microsoft.com/office/word/2010/wordprocessingDrawing" xmlns:wp="http://schemas.openxmlformats.org/drawingml/2006/wordprocessingDrawing" xmlns:wpc="http://schemas.microsoft.com/office/word/2010/wordprocessingCanvas" xmlns:wpg="http://schemas.microsoft.com/office/word/2010/wordprocessingGroup" xmlns:wpi="http://schemas.microsoft.com/office/word/2010/wordprocessingInk" xmlns:wps="http://schemas.microsoft.com/office/word/2010/wordprocessingShape" mc:Ignorable="w14 wp14">
-  <w:p>
-    <w:pPr>
-      <w:pStyle w:val="Footer"/>
-      <w:tabs>
-        <w:tab w:pos="9026" w:val="right"/>
-      </w:tabs>
-    </w:pPr>
-    <w:r/>
-    <w:r>
-      <w:t>AHOA-Declaration-CLEAN-Amended_v2026-08-20A.docx</w:t>
+      <w:rPr>
+        <w:b w:val="0"/>
+        <w:color w:val="B3261E"/>
+        <w:sz w:val="15"/>
+      </w:rPr>
+      <w:t>DRAFT · FOR ATTORNEY REVIEW</w:t>
     </w:r>
     <w:r>
       <w:tab/>
     </w:r>
     <w:r>
+      <w:rPr>
+        <w:b w:val="0"/>
+        <w:color w:val="404040"/>
+        <w:sz w:val="15"/>
+      </w:rPr>
       <w:t xml:space="preserve">Page </w:t>
     </w:r>
+    <w:fldSimple w:instr=" PAGE ">
+      <w:r>
+        <w:rPr>
+          <w:sz w:val="15.0"/>
+          <w:color w:val="404040"/>
+        </w:rPr>
+        <w:t>1</w:t>
+      </w:r>
+    </w:fldSimple>
     <w:r>
-      <w:fldChar w:fldCharType="begin"/>
-      <w:instrText xml:space="preserve">PAGE</w:instrText>
-      <w:fldChar w:fldCharType="end"/>
-    </w:r>
-    <w:r>
+      <w:rPr>
+        <w:b w:val="0"/>
+        <w:color w:val="404040"/>
+        <w:sz w:val="15"/>
+      </w:rPr>
       <w:t xml:space="preserve"> of </w:t>
     </w:r>
-    <w:r>
-      <w:fldChar w:fldCharType="begin"/>
-      <w:instrText xml:space="preserve">NUMPAGES</w:instrText>
-      <w:fldChar w:fldCharType="end"/>
-    </w:r>
+    <w:fldSimple w:instr=" SECTIONPAGES ">
+      <w:r>
+        <w:rPr>
+          <w:sz w:val="15.0"/>
+          <w:color w:val="404040"/>
+        </w:rPr>
+        <w:t>1</w:t>
+      </w:r>
+    </w:fldSimple>
   </w:p>
 </w:ftr>
 </file>
 
 <file path=word/header1.xml><?xml version="1.0" encoding="utf-8"?>
 <w:hdr xmlns:m="http://schemas.openxmlformats.org/officeDocument/2006/math" xmlns:mc="http://schemas.openxmlformats.org/markup-compatibility/2006" xmlns:mo="http://schemas.microsoft.com/office/mac/office/2008/main" xmlns:mv="urn:schemas-microsoft-com:mac:vml" xmlns:o="urn:schemas-microsoft-com:office:office" xmlns:r="http://schemas.openxmlformats.org/officeDocument/2006/relationships" xmlns:v="urn:schemas-microsoft-com:vml" xmlns:w10="urn:schemas-microsoft-com:office:word" xmlns:w14="http://schemas.microsoft.com/office/word/2010/wordml" xmlns:w="http://schemas.openxmlformats.org/wordprocessingml/2006/main" xmlns:wne="http://schemas.microsoft.com/office/word/2006/wordml" xmlns:wp14="http://schemas.microsoft.com/office/word/2010/wordprocessingDrawing" xmlns:wp="http://schemas.openxmlformats.org/drawingml/2006/wordprocessingDrawing" xmlns:wpc="http://schemas.microsoft.com/office/word/2010/wordprocessingCanvas" xmlns:wpg="http://schemas.microsoft.com/office/word/2010/wordprocessingGroup" xmlns:wpi="http://schemas.microsoft.com/office/word/2010/wordprocessingInk" xmlns:wps="http://schemas.microsoft.com/office/word/2010/wordprocessingShape" mc:Ignorable="w14 wp14">
+  <w:p/>
+</w:hdr>
+</file>
+
+<file path=word/header2.xml><?xml version="1.0" encoding="utf-8"?>
+<w:hdr xmlns:m="http://schemas.openxmlformats.org/officeDocument/2006/math" xmlns:mc="http://schemas.openxmlformats.org/markup-compatibility/2006" xmlns:mo="http://schemas.microsoft.com/office/mac/office/2008/main" xmlns:mv="urn:schemas-microsoft-com:mac:vml" xmlns:o="urn:schemas-microsoft-com:office:office" xmlns:r="http://schemas.openxmlformats.org/officeDocument/2006/relationships" xmlns:v="urn:schemas-microsoft-com:vml" xmlns:w10="urn:schemas-microsoft-com:office:word" xmlns:w14="http://schemas.microsoft.com/office/word/2010/wordml" xmlns:w="http://schemas.openxmlformats.org/wordprocessingml/2006/main" xmlns:wne="http://schemas.microsoft.com/office/word/2006/wordml" xmlns:wp14="http://schemas.microsoft.com/office/word/2010/wordprocessingDrawing" xmlns:wp="http://schemas.openxmlformats.org/drawingml/2006/wordprocessingDrawing" xmlns:wpc="http://schemas.microsoft.com/office/word/2010/wordprocessingCanvas" xmlns:wpg="http://schemas.microsoft.com/office/word/2010/wordprocessingGroup" xmlns:wpi="http://schemas.microsoft.com/office/word/2010/wordprocessingInk" xmlns:wps="http://schemas.microsoft.com/office/word/2010/wordprocessingShape" mc:Ignorable="w14 wp14">
+  <w:p/>
+</w:hdr>
+</file>
+
+<file path=word/header3.xml><?xml version="1.0" encoding="utf-8"?>
+<w:hdr xmlns:m="http://schemas.openxmlformats.org/officeDocument/2006/math" xmlns:mc="http://schemas.openxmlformats.org/markup-compatibility/2006" xmlns:mo="http://schemas.microsoft.com/office/mac/office/2008/main" xmlns:mv="urn:schemas-microsoft-com:mac:vml" xmlns:o="urn:schemas-microsoft-com:office:office" xmlns:r="http://schemas.openxmlformats.org/officeDocument/2006/relationships" xmlns:v="urn:schemas-microsoft-com:vml" xmlns:w10="urn:schemas-microsoft-com:office:word" xmlns:w14="http://schemas.microsoft.com/office/word/2010/wordml" xmlns:w="http://schemas.openxmlformats.org/wordprocessingml/2006/main" xmlns:wne="http://schemas.microsoft.com/office/word/2006/wordml" xmlns:wp14="http://schemas.microsoft.com/office/word/2010/wordprocessingDrawing" xmlns:wp="http://schemas.openxmlformats.org/drawingml/2006/wordprocessingDrawing" xmlns:wpc="http://schemas.microsoft.com/office/word/2010/wordprocessingCanvas" xmlns:wpg="http://schemas.microsoft.com/office/word/2010/wordprocessingGroup" xmlns:wpi="http://schemas.microsoft.com/office/word/2010/wordprocessingInk" xmlns:wps="http://schemas.microsoft.com/office/word/2010/wordprocessingShape" mc:Ignorable="w14 wp14">
   <w:p>
     <w:pPr>
-      <w:pStyle w:val="Header"/>
+      <w:jc w:val="center"/>
     </w:pPr>
-    <w:r/>
     <w:r>
       <w:rPr>
         <w:b/>
         <w:sz w:val="26"/>
       </w:rPr>
-      <w:t>Armadale Declaration — Third Amendment (Restated) — CLEAN</w:t>
+      <w:t>AHOA Declaration — Proposed Changes</w:t>
     </w:r>
   </w:p>
 </w:hdr>
 </file>
 
-<file path=word/header2.xml><?xml version="1.0" encoding="utf-8"?>
+<file path=word/header4.xml><?xml version="1.0" encoding="utf-8"?>
+<w:hdr xmlns:m="http://schemas.openxmlformats.org/officeDocument/2006/math" xmlns:mc="http://schemas.openxmlformats.org/markup-compatibility/2006" xmlns:mo="http://schemas.microsoft.com/office/mac/office/2008/main" xmlns:mv="urn:schemas-microsoft-com:mac:vml" xmlns:o="urn:schemas-microsoft-com:office:office" xmlns:r="http://schemas.openxmlformats.org/officeDocument/2006/relationships" xmlns:v="urn:schemas-microsoft-com:vml" xmlns:w10="urn:schemas-microsoft-com:office:word" xmlns:w14="http://schemas.microsoft.com/office/word/2010/wordml" xmlns:w="http://schemas.openxmlformats.org/wordprocessingml/2006/main" xmlns:wne="http://schemas.microsoft.com/office/word/2006/wordml" xmlns:wp14="http://schemas.microsoft.com/office/word/2010/wordprocessingDrawing" xmlns:wp="http://schemas.openxmlformats.org/drawingml/2006/wordprocessingDrawing" xmlns:wpc="http://schemas.microsoft.com/office/word/2010/wordprocessingCanvas" xmlns:wpg="http://schemas.microsoft.com/office/word/2010/wordprocessingGroup" xmlns:wpi="http://schemas.microsoft.com/office/word/2010/wordprocessingInk" xmlns:wps="http://schemas.microsoft.com/office/word/2010/wordprocessingShape" mc:Ignorable="w14 wp14">
+  <w:p/>
+</w:hdr>
+</file>
+
+<file path=word/header5.xml><?xml version="1.0" encoding="utf-8"?>
 <w:hdr xmlns:m="http://schemas.openxmlformats.org/officeDocument/2006/math" xmlns:mc="http://schemas.openxmlformats.org/markup-compatibility/2006" xmlns:mo="http://schemas.microsoft.com/office/mac/office/2008/main" xmlns:mv="urn:schemas-microsoft-com:mac:vml" xmlns:o="urn:schemas-microsoft-com:office:office" xmlns:r="http://schemas.openxmlformats.org/officeDocument/2006/relationships" xmlns:v="urn:schemas-microsoft-com:vml" xmlns:w10="urn:schemas-microsoft-com:office:word" xmlns:w14="http://schemas.microsoft.com/office/word/2010/wordml" xmlns:w="http://schemas.openxmlformats.org/wordprocessingml/2006/main" xmlns:wne="http://schemas.microsoft.com/office/word/2006/wordml" xmlns:wp14="http://schemas.microsoft.com/office/word/2010/wordprocessingDrawing" xmlns:wp="http://schemas.openxmlformats.org/drawingml/2006/wordprocessingDrawing" xmlns:wpc="http://schemas.microsoft.com/office/word/2010/wordprocessingCanvas" xmlns:wpg="http://schemas.microsoft.com/office/word/2010/wordprocessingGroup" xmlns:wpi="http://schemas.microsoft.com/office/word/2010/wordprocessingInk" xmlns:wps="http://schemas.microsoft.com/office/word/2010/wordprocessingShape" mc:Ignorable="w14 wp14">
   <w:p>
     <w:pPr>
-      <w:pStyle w:val="Header"/>
+      <w:jc w:val="left"/>
     </w:pPr>
     <w:r/>
+    <w:hyperlink w:anchor="ChangeIndex">
+      <w:r>
+        <w:rPr>
+          <w:color w:val="0B447C"/>
+          <w:u w:val="single"/>
+          <w:sz w:val="16"/>
+        </w:rPr>
+        <w:t>Return to Change Index</w:t>
+      </w:r>
+    </w:hyperlink>
+  </w:p>
+  <w:p>
+    <w:pPr>
+      <w:jc w:val="center"/>
+    </w:pPr>
+    <w:r>
+      <w:rPr>
+        <w:b/>
+        <w:color w:val="404040"/>
+        <w:sz w:val="16"/>
+      </w:rPr>
+      <w:t>Armadale Townhomes Owners Association</w:t>
+    </w:r>
+  </w:p>
+  <w:p>
+    <w:pPr>
+      <w:jc w:val="center"/>
+    </w:pPr>
+    <w:r>
+      <w:rPr>
+        <w:b/>
+        <w:color w:val="404040"/>
+        <w:sz w:val="16"/>
+      </w:rPr>
+      <w:t>Declaration — Third Amendment (Restated)</w:t>
+    </w:r>
   </w:p>
 </w:hdr>
 </file>
